--- a/William Lee/06_Mobile_Flutter_Dart/William Lee.docx
+++ b/William Lee/06_Mobile_Flutter_Dart/William Lee.docx
@@ -9,1717 +9,1920 @@
       </w:pPr>
       <w:r>
         <w:rPr>
-          <w:rFonts w:ascii="Arimo" w:hAnsi="Arimo" w:eastAsia="Arimo"/>
+          <w:rFonts w:ascii="Liberation Sans" w:hAnsi="Liberation Sans" w:eastAsia="Liberation Sans" w:cs="Liberation Sans"/>
           <w:b/>
-          <w:color w:val="262626"/>
-          <w:sz w:val="56"/>
+          <w:color w:val="2B2B2B"/>
+          <w:sz w:val="55"/>
+          <w:spacing w:val="28"/>
         </w:rPr>
         <w:t>WILLIAM LEE</w:t>
       </w:r>
     </w:p>
     <w:p>
       <w:pPr>
-        <w:spacing w:after="60"/>
+        <w:spacing w:after="100"/>
         <w:jc w:val="center"/>
       </w:pPr>
       <w:r>
         <w:rPr>
-          <w:rFonts w:ascii="Arimo" w:hAnsi="Arimo" w:eastAsia="Arimo"/>
-          <w:color w:val="323232"/>
-          <w:sz w:val="27"/>
+          <w:rFonts w:ascii="Liberation Sans" w:hAnsi="Liberation Sans" w:eastAsia="Liberation Sans" w:cs="Liberation Sans"/>
+          <w:b w:val="0"/>
+          <w:color w:val="2B2B2B"/>
+          <w:sz w:val="26"/>
         </w:rPr>
         <w:t>Senior Mobile Engineer - Flutter and Dart</w:t>
       </w:r>
     </w:p>
     <w:p>
       <w:pPr>
-        <w:spacing w:after="80"/>
+        <w:spacing w:after="100"/>
         <w:jc w:val="center"/>
         <w:pBdr>
-          <w:bottom w:val="single" w:sz="7" w:space="4" w:color="555555"/>
+          <w:bottom w:val="single" w:sz="7" w:space="6" w:color="676767"/>
         </w:pBdr>
       </w:pPr>
       <w:r>
         <w:rPr>
-          <w:rFonts w:ascii="Arimo" w:hAnsi="Arimo" w:eastAsia="Arimo"/>
-          <w:color w:val="414141"/>
-          <w:sz w:val="16"/>
+          <w:rFonts w:ascii="Liberation Sans" w:hAnsi="Liberation Sans" w:eastAsia="Liberation Sans" w:cs="Liberation Sans"/>
+          <w:b w:val="0"/>
+          <w:color w:val="676767"/>
+          <w:sz w:val="15"/>
         </w:rPr>
-        <w:t>+1 (786) 949-7561   |   williamlprodev@outlook.com   |   linkedin.com/in/william-lee-56a034416   |   Tennessee, United States</w:t>
+        <w:t>+1 (786) 949-7561  |  williamlprodev@outlook.com  |  linkedin.com/in/william-lee-56a034416  |  Tennessee, USA</w:t>
       </w:r>
     </w:p>
     <w:p>
       <w:pPr>
-        <w:spacing w:before="100" w:after="40"/>
-        <w:pBdr>
-          <w:bottom w:val="single" w:sz="6" w:space="4" w:color="666666"/>
-        </w:pBdr>
-        <w:keepLines/>
         <w:keepNext/>
+        <w:spacing w:before="100" w:after="60"/>
       </w:pPr>
       <w:r>
         <w:rPr>
-          <w:rFonts w:ascii="Arimo" w:hAnsi="Arimo" w:eastAsia="Arimo"/>
+          <w:rFonts w:ascii="Liberation Sans" w:hAnsi="Liberation Sans" w:eastAsia="Liberation Sans" w:cs="Liberation Sans"/>
           <w:b/>
-          <w:color w:val="282828"/>
-          <w:sz w:val="25"/>
+          <w:color w:val="2B2B2B"/>
+          <w:sz w:val="23"/>
+          <w:spacing w:val="18"/>
         </w:rPr>
         <w:t>PROFESSIONAL SUMMARY</w:t>
       </w:r>
     </w:p>
     <w:p>
       <w:pPr>
-        <w:spacing w:after="20" w:line="252" w:lineRule="auto"/>
+        <w:spacing w:after="40" w:line="254" w:lineRule="auto"/>
       </w:pPr>
       <w:r>
         <w:rPr>
-          <w:rFonts w:ascii="Arimo" w:hAnsi="Arimo" w:eastAsia="Arimo"/>
+          <w:rFonts w:ascii="Liberation Sans" w:hAnsi="Liberation Sans" w:eastAsia="Liberation Sans" w:cs="Liberation Sans"/>
           <w:b w:val="0"/>
-          <w:color w:val="2C2C2C"/>
-          <w:sz w:val="17"/>
+          <w:color w:val="2B2B2B"/>
+          <w:sz w:val="18"/>
         </w:rPr>
-        <w:t>Senior Mobile Engineer with 11+ years delivering secure products across application security, device protection, learning technology, and digital media, specializing in Flutter 3.10-3.24 and Dart 3 on AWS and Azure; combines hands-on architecture, production debugging, legacy modernization, observability, and technical leadership to build scalable systems that improve reliability, delivery speed, user experience, and measurable business outcomes.</w:t>
+        <w:t>Senior Mobile Engineer - Flutter and Dart with 10+ years delivering secure software across application security, device protection, learning technology, and digital media, using Flutter 1.17-3.x and Dart 2-3; combines hands-on architecture, modernization, incident leadership, and mentoring to build scalable systems that improve performance, reliability, security, quality, customer outcomes, and release speed.</w:t>
       </w:r>
     </w:p>
     <w:p>
       <w:pPr>
-        <w:spacing w:before="100" w:after="40"/>
+        <w:keepNext/>
+        <w:spacing w:before="140" w:after="60"/>
         <w:pBdr>
-          <w:bottom w:val="single" w:sz="6" w:space="4" w:color="666666"/>
+          <w:top w:val="single" w:sz="6" w:space="7" w:color="676767"/>
         </w:pBdr>
-        <w:keepLines/>
-        <w:keepNext/>
       </w:pPr>
       <w:r>
         <w:rPr>
-          <w:rFonts w:ascii="Arimo" w:hAnsi="Arimo" w:eastAsia="Arimo"/>
+          <w:rFonts w:ascii="Liberation Sans" w:hAnsi="Liberation Sans" w:eastAsia="Liberation Sans" w:cs="Liberation Sans"/>
           <w:b/>
-          <w:color w:val="282828"/>
-          <w:sz w:val="25"/>
+          <w:color w:val="2B2B2B"/>
+          <w:sz w:val="23"/>
+          <w:spacing w:val="18"/>
         </w:rPr>
         <w:t>SKILLS</w:t>
       </w:r>
     </w:p>
     <w:p>
       <w:pPr>
-        <w:spacing w:after="20" w:line="242" w:lineRule="auto"/>
+        <w:keepLines/>
+        <w:spacing w:after="20" w:line="245" w:lineRule="auto"/>
       </w:pPr>
       <w:r>
         <w:rPr>
-          <w:rFonts w:ascii="Arimo" w:hAnsi="Arimo" w:eastAsia="Arimo"/>
+          <w:rFonts w:ascii="Liberation Sans" w:hAnsi="Liberation Sans" w:eastAsia="Liberation Sans" w:cs="Liberation Sans"/>
           <w:b/>
-          <w:color w:val="2C2C2C"/>
+          <w:color w:val="2B2B2B"/>
           <w:sz w:val="16"/>
         </w:rPr>
-        <w:t>Mobile:</w:t>
+        <w:t xml:space="preserve">Mobile Engineering: </w:t>
       </w:r>
       <w:r>
         <w:rPr>
-          <w:rFonts w:ascii="Arimo" w:hAnsi="Arimo" w:eastAsia="Arimo"/>
+          <w:rFonts w:ascii="Liberation Sans" w:hAnsi="Liberation Sans" w:eastAsia="Liberation Sans" w:cs="Liberation Sans"/>
           <w:b w:val="0"/>
-          <w:color w:val="2C2C2C"/>
+          <w:color w:val="2B2B2B"/>
           <w:sz w:val="16"/>
         </w:rPr>
-        <w:t xml:space="preserve"> Flutter 3.10-3.24 and Dart 3, offline-first architecture, secure storage, push notifications, deep links, background tasks, app-store release management, accessibility</w:t>
+        <w:t>Flutter and Dart, native modules, mobile architecture, offline-first data, secure storage, push notifications, deep links</w:t>
       </w:r>
     </w:p>
     <w:p>
       <w:pPr>
-        <w:spacing w:after="20" w:line="242" w:lineRule="auto"/>
+        <w:keepLines/>
+        <w:spacing w:after="20" w:line="245" w:lineRule="auto"/>
       </w:pPr>
       <w:r>
         <w:rPr>
-          <w:rFonts w:ascii="Arimo" w:hAnsi="Arimo" w:eastAsia="Arimo"/>
+          <w:rFonts w:ascii="Liberation Sans" w:hAnsi="Liberation Sans" w:eastAsia="Liberation Sans" w:cs="Liberation Sans"/>
           <w:b/>
-          <w:color w:val="2C2C2C"/>
+          <w:color w:val="2B2B2B"/>
           <w:sz w:val="16"/>
         </w:rPr>
-        <w:t>Mobile Quality:</w:t>
+        <w:t xml:space="preserve">Backend &amp; Integration: </w:t>
       </w:r>
       <w:r>
         <w:rPr>
-          <w:rFonts w:ascii="Arimo" w:hAnsi="Arimo" w:eastAsia="Arimo"/>
+          <w:rFonts w:ascii="Liberation Sans" w:hAnsi="Liberation Sans" w:eastAsia="Liberation Sans" w:cs="Liberation Sans"/>
           <w:b w:val="0"/>
-          <w:color w:val="2C2C2C"/>
+          <w:color w:val="2B2B2B"/>
           <w:sz w:val="16"/>
         </w:rPr>
-        <w:t xml:space="preserve"> XCTest/XCUITest, Espresso, Detox, Flutter test, Jest, device farms, crash analytics, performance profiling, staged rollout, feature flags</w:t>
+        <w:t>REST, GraphQL, WebSockets, OAuth 2.0/OIDC, API gateways, background synchronization</w:t>
       </w:r>
     </w:p>
     <w:p>
       <w:pPr>
-        <w:spacing w:after="20" w:line="242" w:lineRule="auto"/>
+        <w:keepLines/>
+        <w:spacing w:after="20" w:line="245" w:lineRule="auto"/>
       </w:pPr>
       <w:r>
         <w:rPr>
-          <w:rFonts w:ascii="Arimo" w:hAnsi="Arimo" w:eastAsia="Arimo"/>
+          <w:rFonts w:ascii="Liberation Sans" w:hAnsi="Liberation Sans" w:eastAsia="Liberation Sans" w:cs="Liberation Sans"/>
           <w:b/>
-          <w:color w:val="2C2C2C"/>
+          <w:color w:val="2B2B2B"/>
           <w:sz w:val="16"/>
         </w:rPr>
-        <w:t>Cloud &amp; Infrastructure:</w:t>
+        <w:t xml:space="preserve">Cloud &amp; Delivery: </w:t>
       </w:r>
       <w:r>
         <w:rPr>
-          <w:rFonts w:ascii="Arimo" w:hAnsi="Arimo" w:eastAsia="Arimo"/>
+          <w:rFonts w:ascii="Liberation Sans" w:hAnsi="Liberation Sans" w:eastAsia="Liberation Sans" w:cs="Liberation Sans"/>
           <w:b w:val="0"/>
-          <w:color w:val="2C2C2C"/>
+          <w:color w:val="2B2B2B"/>
           <w:sz w:val="16"/>
         </w:rPr>
-        <w:t xml:space="preserve"> AWS and Azure, Docker, Kubernetes 1.24-1.31, Terraform 1.x, Linux, serverless services, networking, IAM, secrets, backup and disaster recovery</w:t>
+        <w:t>AWS, Azure and GCP, Docker, Kubernetes, Terraform, CI/CD, app signing, release automation, feature flags</w:t>
       </w:r>
     </w:p>
     <w:p>
       <w:pPr>
-        <w:spacing w:after="20" w:line="242" w:lineRule="auto"/>
+        <w:keepLines/>
+        <w:spacing w:after="20" w:line="245" w:lineRule="auto"/>
       </w:pPr>
       <w:r>
         <w:rPr>
-          <w:rFonts w:ascii="Arimo" w:hAnsi="Arimo" w:eastAsia="Arimo"/>
+          <w:rFonts w:ascii="Liberation Sans" w:hAnsi="Liberation Sans" w:eastAsia="Liberation Sans" w:cs="Liberation Sans"/>
           <w:b/>
-          <w:color w:val="2C2C2C"/>
+          <w:color w:val="2B2B2B"/>
           <w:sz w:val="16"/>
         </w:rPr>
-        <w:t>APIs &amp; Architecture:</w:t>
+        <w:t xml:space="preserve">Data &amp; Messaging: </w:t>
       </w:r>
       <w:r>
         <w:rPr>
-          <w:rFonts w:ascii="Arimo" w:hAnsi="Arimo" w:eastAsia="Arimo"/>
+          <w:rFonts w:ascii="Liberation Sans" w:hAnsi="Liberation Sans" w:eastAsia="Liberation Sans" w:cs="Liberation Sans"/>
           <w:b w:val="0"/>
-          <w:color w:val="2C2C2C"/>
+          <w:color w:val="2B2B2B"/>
           <w:sz w:val="16"/>
         </w:rPr>
-        <w:t xml:space="preserve"> REST, GraphQL, gRPC, WebSockets, event-driven architecture, microservices, modular monoliths, domain-driven design, CQRS, API versioning, idempotency</w:t>
+        <w:t>SQLite, PostgreSQL, Redis, Kafka/RabbitMQ, local caching, conflict resolution, idempotent synchronization</w:t>
       </w:r>
     </w:p>
     <w:p>
       <w:pPr>
-        <w:spacing w:after="20" w:line="242" w:lineRule="auto"/>
+        <w:keepLines/>
+        <w:spacing w:after="20" w:line="245" w:lineRule="auto"/>
       </w:pPr>
       <w:r>
         <w:rPr>
-          <w:rFonts w:ascii="Arimo" w:hAnsi="Arimo" w:eastAsia="Arimo"/>
+          <w:rFonts w:ascii="Liberation Sans" w:hAnsi="Liberation Sans" w:eastAsia="Liberation Sans" w:cs="Liberation Sans"/>
           <w:b/>
-          <w:color w:val="2C2C2C"/>
+          <w:color w:val="2B2B2B"/>
           <w:sz w:val="16"/>
         </w:rPr>
-        <w:t>Data &amp; Databases:</w:t>
+        <w:t xml:space="preserve">Testing &amp; Observability: </w:t>
       </w:r>
       <w:r>
         <w:rPr>
-          <w:rFonts w:ascii="Arimo" w:hAnsi="Arimo" w:eastAsia="Arimo"/>
+          <w:rFonts w:ascii="Liberation Sans" w:hAnsi="Liberation Sans" w:eastAsia="Liberation Sans" w:cs="Liberation Sans"/>
           <w:b w:val="0"/>
-          <w:color w:val="2C2C2C"/>
+          <w:color w:val="2B2B2B"/>
           <w:sz w:val="16"/>
         </w:rPr>
-        <w:t xml:space="preserve"> PostgreSQL 13-17, MySQL 8, SQL Server, MongoDB 5-8, Redis 6-7, Elasticsearch/OpenSearch, schema design, indexing, query optimization, migrations</w:t>
+        <w:t>unit, widget/component, integration, device, UI automation, contract and performance testing, crash analytics, OpenTelemetry</w:t>
       </w:r>
     </w:p>
     <w:p>
       <w:pPr>
-        <w:spacing w:after="20" w:line="242" w:lineRule="auto"/>
+        <w:keepLines/>
+        <w:spacing w:after="20" w:line="245" w:lineRule="auto"/>
       </w:pPr>
       <w:r>
         <w:rPr>
-          <w:rFonts w:ascii="Arimo" w:hAnsi="Arimo" w:eastAsia="Arimo"/>
+          <w:rFonts w:ascii="Liberation Sans" w:hAnsi="Liberation Sans" w:eastAsia="Liberation Sans" w:cs="Liberation Sans"/>
           <w:b/>
-          <w:color w:val="2C2C2C"/>
+          <w:color w:val="2B2B2B"/>
           <w:sz w:val="16"/>
         </w:rPr>
-        <w:t>Quality &amp; Delivery:</w:t>
+        <w:t xml:space="preserve">Architecture &amp; Leadership: </w:t>
       </w:r>
       <w:r>
         <w:rPr>
-          <w:rFonts w:ascii="Arimo" w:hAnsi="Arimo" w:eastAsia="Arimo"/>
+          <w:rFonts w:ascii="Liberation Sans" w:hAnsi="Liberation Sans" w:eastAsia="Liberation Sans" w:cs="Liberation Sans"/>
           <w:b w:val="0"/>
-          <w:color w:val="2C2C2C"/>
+          <w:color w:val="2B2B2B"/>
           <w:sz w:val="16"/>
         </w:rPr>
-        <w:t xml:space="preserve"> GitHub Actions, Jenkins, GitLab CI, Azure DevOps, trunk-based development, feature flags, unit/integration/contract/E2E testing, code review, release management</w:t>
+        <w:t>modular mobile architecture, clean architecture, secure coding, accessibility, Architecture reviews, technical discovery, estimation, mentoring, code review, incident leadership, Agile delivery, stakeholder communication, roadmap planning</w:t>
       </w:r>
     </w:p>
     <w:p>
       <w:pPr>
-        <w:spacing w:after="20" w:line="242" w:lineRule="auto"/>
+        <w:keepNext/>
+        <w:spacing w:before="140" w:after="60"/>
+        <w:pBdr>
+          <w:top w:val="single" w:sz="6" w:space="7" w:color="676767"/>
+        </w:pBdr>
       </w:pPr>
       <w:r>
         <w:rPr>
-          <w:rFonts w:ascii="Arimo" w:hAnsi="Arimo" w:eastAsia="Arimo"/>
+          <w:rFonts w:ascii="Liberation Sans" w:hAnsi="Liberation Sans" w:eastAsia="Liberation Sans" w:cs="Liberation Sans"/>
           <w:b/>
-          <w:color w:val="2C2C2C"/>
-          <w:sz w:val="16"/>
-        </w:rPr>
-        <w:t>Observability &amp; Security:</w:t>
-      </w:r>
-      <w:r>
-        <w:rPr>
-          <w:rFonts w:ascii="Arimo" w:hAnsi="Arimo" w:eastAsia="Arimo"/>
-          <w:b w:val="0"/>
-          <w:color w:val="2C2C2C"/>
-          <w:sz w:val="16"/>
-        </w:rPr>
-        <w:t xml:space="preserve"> OpenTelemetry, Prometheus, Grafana, Datadog, CloudWatch, ELK/OpenSearch, Sentry, OAuth 2.0, OIDC, RBAC, SAST, SCA, threat modeling, incident response</w:t>
-      </w:r>
-    </w:p>
-    <w:p>
-      <w:pPr>
-        <w:spacing w:after="20" w:line="242" w:lineRule="auto"/>
-      </w:pPr>
-      <w:r>
-        <w:rPr>
-          <w:rFonts w:ascii="Arimo" w:hAnsi="Arimo" w:eastAsia="Arimo"/>
-          <w:b/>
-          <w:color w:val="2C2C2C"/>
-          <w:sz w:val="16"/>
-        </w:rPr>
-        <w:t>Senior Engineering:</w:t>
-      </w:r>
-      <w:r>
-        <w:rPr>
-          <w:rFonts w:ascii="Arimo" w:hAnsi="Arimo" w:eastAsia="Arimo"/>
-          <w:b w:val="0"/>
-          <w:color w:val="2C2C2C"/>
-          <w:sz w:val="16"/>
-        </w:rPr>
-        <w:t xml:space="preserve"> architecture decision records, technical roadmaps, estimation, mentoring, cross-functional leadership, Agile delivery, production ownership, cost optimization, stakeholder communication</w:t>
-      </w:r>
-    </w:p>
-    <w:p>
-      <w:pPr>
-        <w:spacing w:before="100" w:after="40"/>
-        <w:pBdr>
-          <w:bottom w:val="single" w:sz="6" w:space="4" w:color="666666"/>
-        </w:pBdr>
-        <w:keepLines/>
-        <w:keepNext/>
-      </w:pPr>
-      <w:r>
-        <w:rPr>
-          <w:rFonts w:ascii="Arimo" w:hAnsi="Arimo" w:eastAsia="Arimo"/>
-          <w:b/>
-          <w:color w:val="282828"/>
-          <w:sz w:val="25"/>
+          <w:color w:val="2B2B2B"/>
+          <w:sz w:val="23"/>
+          <w:spacing w:val="18"/>
         </w:rPr>
         <w:t>WORK EXPERIENCE</w:t>
       </w:r>
     </w:p>
     <w:p>
       <w:pPr>
-        <w:spacing w:before="80" w:after="0"/>
-        <w:keepLines/>
         <w:keepNext/>
+        <w:spacing w:before="50" w:after="10"/>
       </w:pPr>
       <w:r>
         <w:rPr>
-          <w:rFonts w:ascii="Arimo" w:hAnsi="Arimo"/>
-          <w:b/>
-          <w:color w:val="242424"/>
-          <w:sz w:val="19"/>
+          <w:rFonts w:ascii="Liberation Sans" w:hAnsi="Liberation Sans" w:eastAsia="Liberation Sans" w:cs="Liberation Sans"/>
+          <w:b w:val="0"/>
+          <w:color w:val="676767"/>
+          <w:sz w:val="18"/>
         </w:rPr>
-        <w:t>Self Employed</w:t>
-      </w:r>
-      <w:r>
-        <w:rPr>
-          <w:rFonts w:ascii="Arimo" w:hAnsi="Arimo"/>
-          <w:color w:val="646464"/>
-          <w:sz w:val="16"/>
-        </w:rPr>
-        <w:t xml:space="preserve">  |  Tennessee, United States</w:t>
+        <w:t>Self-Employed / Independent Consulting | Jun 2026 - Present | Tennessee, United States</w:t>
       </w:r>
     </w:p>
     <w:p>
       <w:pPr>
-        <w:spacing w:after="20"/>
-        <w:keepLines/>
         <w:keepNext/>
+        <w:spacing w:after="32"/>
       </w:pPr>
       <w:r>
         <w:rPr>
-          <w:rFonts w:ascii="Arimo" w:hAnsi="Arimo"/>
+          <w:rFonts w:ascii="Liberation Sans" w:hAnsi="Liberation Sans" w:eastAsia="Liberation Sans" w:cs="Liberation Sans"/>
           <w:b/>
-          <w:color w:val="2D2D2D"/>
-          <w:sz w:val="17"/>
+          <w:color w:val="2B2B2B"/>
+          <w:sz w:val="19"/>
         </w:rPr>
         <w:t>Staff Software Engineer</w:t>
-      </w:r>
-      <w:r>
-        <w:rPr>
-          <w:rFonts w:ascii="Arimo" w:hAnsi="Arimo"/>
-          <w:color w:val="5F5F5F"/>
-          <w:sz w:val="16"/>
-        </w:rPr>
-        <w:t xml:space="preserve">  |  June 2026 - Present</w:t>
       </w:r>
     </w:p>
     <w:p>
       <w:pPr>
-        <w:spacing w:after="14" w:line="230" w:lineRule="auto"/>
-        <w:ind w:left="115" w:hanging="115"/>
         <w:keepLines/>
+        <w:spacing w:after="25" w:line="245" w:lineRule="auto"/>
+        <w:ind w:left="230" w:hanging="187"/>
       </w:pPr>
       <w:r>
         <w:rPr>
-          <w:rFonts w:ascii="Arimo" w:hAnsi="Arimo" w:eastAsia="Arimo"/>
-          <w:b w:val="0"/>
-          <w:color w:val="2C2C2C"/>
+          <w:rFonts w:ascii="Liberation Sans" w:hAnsi="Liberation Sans" w:eastAsia="Liberation Sans" w:cs="Liberation Sans"/>
+          <w:b/>
+          <w:color w:val="2B2B2B"/>
           <w:sz w:val="16"/>
         </w:rPr>
-        <w:t xml:space="preserve">• Architected and delivered client-facing products with </w:t>
+        <w:t xml:space="preserve">• </w:t>
       </w:r>
       <w:r>
         <w:rPr>
-          <w:rFonts w:ascii="Arimo" w:hAnsi="Arimo" w:eastAsia="Arimo"/>
+          <w:rFonts w:ascii="Liberation Sans" w:hAnsi="Liberation Sans" w:eastAsia="Liberation Sans" w:cs="Liberation Sans"/>
+          <w:b w:val="0"/>
+          <w:color w:val="2B2B2B"/>
+          <w:sz w:val="16"/>
+        </w:rPr>
+        <w:t xml:space="preserve">Architected and delivered </w:t>
+      </w:r>
+      <w:r>
+        <w:rPr>
+          <w:rFonts w:ascii="Liberation Sans" w:hAnsi="Liberation Sans" w:eastAsia="Liberation Sans" w:cs="Liberation Sans"/>
           <w:b/>
-          <w:color w:val="2C2C2C"/>
+          <w:color w:val="2B2B2B"/>
+          <w:sz w:val="16"/>
+        </w:rPr>
+        <w:t>consumer mobile workflows, secure account access and offline-capable field experiences</w:t>
+      </w:r>
+      <w:r>
+        <w:rPr>
+          <w:rFonts w:ascii="Liberation Sans" w:hAnsi="Liberation Sans" w:eastAsia="Liberation Sans" w:cs="Liberation Sans"/>
+          <w:b w:val="0"/>
+          <w:color w:val="2B2B2B"/>
+          <w:sz w:val="16"/>
+        </w:rPr>
+        <w:t xml:space="preserve"> using </w:t>
+      </w:r>
+      <w:r>
+        <w:rPr>
+          <w:rFonts w:ascii="Liberation Sans" w:hAnsi="Liberation Sans" w:eastAsia="Liberation Sans" w:cs="Liberation Sans"/>
+          <w:b/>
+          <w:color w:val="2B2B2B"/>
+          <w:sz w:val="16"/>
+        </w:rPr>
+        <w:t>Flutter 3.19-3.x and Dart 3</w:t>
+      </w:r>
+      <w:r>
+        <w:rPr>
+          <w:rFonts w:ascii="Liberation Sans" w:hAnsi="Liberation Sans" w:eastAsia="Liberation Sans" w:cs="Liberation Sans"/>
+          <w:b w:val="0"/>
+          <w:color w:val="2B2B2B"/>
+          <w:sz w:val="16"/>
+        </w:rPr>
+        <w:t>, establishing modular boundaries, API contracts, secure defaults, and an incremental roadmap that balanced near-term releases with long-term maintainability.</w:t>
+      </w:r>
+    </w:p>
+    <w:p>
+      <w:pPr>
+        <w:keepLines/>
+        <w:spacing w:after="25" w:line="245" w:lineRule="auto"/>
+        <w:ind w:left="230" w:hanging="187"/>
+      </w:pPr>
+      <w:r>
+        <w:rPr>
+          <w:rFonts w:ascii="Liberation Sans" w:hAnsi="Liberation Sans" w:eastAsia="Liberation Sans" w:cs="Liberation Sans"/>
+          <w:b/>
+          <w:color w:val="2B2B2B"/>
+          <w:sz w:val="16"/>
+        </w:rPr>
+        <w:t xml:space="preserve">• </w:t>
+      </w:r>
+      <w:r>
+        <w:rPr>
+          <w:rFonts w:ascii="Liberation Sans" w:hAnsi="Liberation Sans" w:eastAsia="Liberation Sans" w:cs="Liberation Sans"/>
+          <w:b w:val="0"/>
+          <w:color w:val="2B2B2B"/>
+          <w:sz w:val="16"/>
+        </w:rPr>
+        <w:t xml:space="preserve">Modernized legacy services and user flows into </w:t>
+      </w:r>
+      <w:r>
+        <w:rPr>
+          <w:rFonts w:ascii="Liberation Sans" w:hAnsi="Liberation Sans" w:eastAsia="Liberation Sans" w:cs="Liberation Sans"/>
+          <w:b/>
+          <w:color w:val="2B2B2B"/>
+          <w:sz w:val="16"/>
+        </w:rPr>
+        <w:t>modular mobile architecture, native bridges, secure storage and resilient API synchronization</w:t>
+      </w:r>
+      <w:r>
+        <w:rPr>
+          <w:rFonts w:ascii="Liberation Sans" w:hAnsi="Liberation Sans" w:eastAsia="Liberation Sans" w:cs="Liberation Sans"/>
+          <w:b w:val="0"/>
+          <w:color w:val="2B2B2B"/>
+          <w:sz w:val="16"/>
+        </w:rPr>
+        <w:t xml:space="preserve">, resolving memory leaks, N+1 database queries, race conditions, stale-cache defects, and timeout failures to reduce </w:t>
+      </w:r>
+      <w:r>
+        <w:rPr>
+          <w:rFonts w:ascii="Liberation Sans" w:hAnsi="Liberation Sans" w:eastAsia="Liberation Sans" w:cs="Liberation Sans"/>
+          <w:b/>
+          <w:color w:val="2B2B2B"/>
+          <w:sz w:val="16"/>
+        </w:rPr>
+        <w:t>p95 response time by 38%</w:t>
+      </w:r>
+      <w:r>
+        <w:rPr>
+          <w:rFonts w:ascii="Liberation Sans" w:hAnsi="Liberation Sans" w:eastAsia="Liberation Sans" w:cs="Liberation Sans"/>
+          <w:b w:val="0"/>
+          <w:color w:val="2B2B2B"/>
+          <w:sz w:val="16"/>
+        </w:rPr>
+        <w:t>.</w:t>
+      </w:r>
+    </w:p>
+    <w:p>
+      <w:pPr>
+        <w:keepLines/>
+        <w:spacing w:after="25" w:line="245" w:lineRule="auto"/>
+        <w:ind w:left="230" w:hanging="187"/>
+      </w:pPr>
+      <w:r>
+        <w:rPr>
+          <w:rFonts w:ascii="Liberation Sans" w:hAnsi="Liberation Sans" w:eastAsia="Liberation Sans" w:cs="Liberation Sans"/>
+          <w:b/>
+          <w:color w:val="2B2B2B"/>
+          <w:sz w:val="16"/>
+        </w:rPr>
+        <w:t xml:space="preserve">• </w:t>
+      </w:r>
+      <w:r>
+        <w:rPr>
+          <w:rFonts w:ascii="Liberation Sans" w:hAnsi="Liberation Sans" w:eastAsia="Liberation Sans" w:cs="Liberation Sans"/>
+          <w:b w:val="0"/>
+          <w:color w:val="2B2B2B"/>
+          <w:sz w:val="16"/>
+        </w:rPr>
+        <w:t xml:space="preserve">Built automated delivery on </w:t>
+      </w:r>
+      <w:r>
+        <w:rPr>
+          <w:rFonts w:ascii="Liberation Sans" w:hAnsi="Liberation Sans" w:eastAsia="Liberation Sans" w:cs="Liberation Sans"/>
+          <w:b/>
+          <w:color w:val="2B2B2B"/>
+          <w:sz w:val="16"/>
+        </w:rPr>
+        <w:t>cloud services</w:t>
+      </w:r>
+      <w:r>
+        <w:rPr>
+          <w:rFonts w:ascii="Liberation Sans" w:hAnsi="Liberation Sans" w:eastAsia="Liberation Sans" w:cs="Liberation Sans"/>
+          <w:b w:val="0"/>
+          <w:color w:val="2B2B2B"/>
+          <w:sz w:val="16"/>
+        </w:rPr>
+        <w:t xml:space="preserve"> with containers, infrastructure as code, environment promotion, secrets management, and rollback controls, shortening </w:t>
+      </w:r>
+      <w:r>
+        <w:rPr>
+          <w:rFonts w:ascii="Liberation Sans" w:hAnsi="Liberation Sans" w:eastAsia="Liberation Sans" w:cs="Liberation Sans"/>
+          <w:b/>
+          <w:color w:val="2B2B2B"/>
+          <w:sz w:val="16"/>
+        </w:rPr>
+        <w:t>release lead time by 42%</w:t>
+      </w:r>
+      <w:r>
+        <w:rPr>
+          <w:rFonts w:ascii="Liberation Sans" w:hAnsi="Liberation Sans" w:eastAsia="Liberation Sans" w:cs="Liberation Sans"/>
+          <w:b w:val="0"/>
+          <w:color w:val="2B2B2B"/>
+          <w:sz w:val="16"/>
+        </w:rPr>
+        <w:t xml:space="preserve"> without weakening auditability.</w:t>
+      </w:r>
+    </w:p>
+    <w:p>
+      <w:pPr>
+        <w:keepLines/>
+        <w:spacing w:after="25" w:line="245" w:lineRule="auto"/>
+        <w:ind w:left="230" w:hanging="187"/>
+      </w:pPr>
+      <w:r>
+        <w:rPr>
+          <w:rFonts w:ascii="Liberation Sans" w:hAnsi="Liberation Sans" w:eastAsia="Liberation Sans" w:cs="Liberation Sans"/>
+          <w:b/>
+          <w:color w:val="2B2B2B"/>
+          <w:sz w:val="16"/>
+        </w:rPr>
+        <w:t xml:space="preserve">• </w:t>
+      </w:r>
+      <w:r>
+        <w:rPr>
+          <w:rFonts w:ascii="Liberation Sans" w:hAnsi="Liberation Sans" w:eastAsia="Liberation Sans" w:cs="Liberation Sans"/>
+          <w:b w:val="0"/>
+          <w:color w:val="2B2B2B"/>
+          <w:sz w:val="16"/>
+        </w:rPr>
+        <w:t xml:space="preserve">Designed secure </w:t>
+      </w:r>
+      <w:r>
+        <w:rPr>
+          <w:rFonts w:ascii="Liberation Sans" w:hAnsi="Liberation Sans" w:eastAsia="Liberation Sans" w:cs="Liberation Sans"/>
+          <w:b/>
+          <w:color w:val="2B2B2B"/>
+          <w:sz w:val="16"/>
+        </w:rPr>
+        <w:t>REST, GraphQL, gRPC, webhook, and event-driven integrations</w:t>
+      </w:r>
+      <w:r>
+        <w:rPr>
+          <w:rFonts w:ascii="Liberation Sans" w:hAnsi="Liberation Sans" w:eastAsia="Liberation Sans" w:cs="Liberation Sans"/>
+          <w:b w:val="0"/>
+          <w:color w:val="2B2B2B"/>
+          <w:sz w:val="16"/>
+        </w:rPr>
+        <w:t xml:space="preserve"> with OAuth 2.0, OpenID Connect, short-lived credentials, idempotency, rate limiting, and contract-based compatibility controls.</w:t>
+      </w:r>
+    </w:p>
+    <w:p>
+      <w:pPr>
+        <w:keepLines/>
+        <w:spacing w:after="25" w:line="245" w:lineRule="auto"/>
+        <w:ind w:left="230" w:hanging="187"/>
+      </w:pPr>
+      <w:r>
+        <w:rPr>
+          <w:rFonts w:ascii="Liberation Sans" w:hAnsi="Liberation Sans" w:eastAsia="Liberation Sans" w:cs="Liberation Sans"/>
+          <w:b/>
+          <w:color w:val="2B2B2B"/>
+          <w:sz w:val="16"/>
+        </w:rPr>
+        <w:t xml:space="preserve">• </w:t>
+      </w:r>
+      <w:r>
+        <w:rPr>
+          <w:rFonts w:ascii="Liberation Sans" w:hAnsi="Liberation Sans" w:eastAsia="Liberation Sans" w:cs="Liberation Sans"/>
+          <w:b w:val="0"/>
+          <w:color w:val="2B2B2B"/>
+          <w:sz w:val="16"/>
+        </w:rPr>
+        <w:t xml:space="preserve">Introduced unit, integration, contract, end-to-end, performance, and security testing around </w:t>
+      </w:r>
+      <w:r>
+        <w:rPr>
+          <w:rFonts w:ascii="Liberation Sans" w:hAnsi="Liberation Sans" w:eastAsia="Liberation Sans" w:cs="Liberation Sans"/>
+          <w:b/>
+          <w:color w:val="2B2B2B"/>
           <w:sz w:val="16"/>
         </w:rPr>
         <w:t>Flutter and Dart</w:t>
       </w:r>
       <w:r>
         <w:rPr>
-          <w:rFonts w:ascii="Arimo" w:hAnsi="Arimo" w:eastAsia="Arimo"/>
+          <w:rFonts w:ascii="Liberation Sans" w:hAnsi="Liberation Sans" w:eastAsia="Liberation Sans" w:cs="Liberation Sans"/>
           <w:b w:val="0"/>
-          <w:color w:val="2C2C2C"/>
+          <w:color w:val="2B2B2B"/>
           <w:sz w:val="16"/>
         </w:rPr>
-        <w:t xml:space="preserve"> on </w:t>
+        <w:t xml:space="preserve">, reducing escaped defects by </w:t>
       </w:r>
       <w:r>
         <w:rPr>
-          <w:rFonts w:ascii="Arimo" w:hAnsi="Arimo" w:eastAsia="Arimo"/>
+          <w:rFonts w:ascii="Liberation Sans" w:hAnsi="Liberation Sans" w:eastAsia="Liberation Sans" w:cs="Liberation Sans"/>
           <w:b/>
-          <w:color w:val="2C2C2C"/>
-          <w:sz w:val="16"/>
-        </w:rPr>
-        <w:t>AWS and Azure</w:t>
-      </w:r>
-      <w:r>
-        <w:rPr>
-          <w:rFonts w:ascii="Arimo" w:hAnsi="Arimo" w:eastAsia="Arimo"/>
-          <w:b w:val="0"/>
-          <w:color w:val="2C2C2C"/>
-          <w:sz w:val="16"/>
-        </w:rPr>
-        <w:t>, translating ambiguous product goals into secure roadmaps, technical designs, and production-ready increments.</w:t>
-      </w:r>
-    </w:p>
-    <w:p>
-      <w:pPr>
-        <w:spacing w:after="14" w:line="230" w:lineRule="auto"/>
-        <w:ind w:left="115" w:hanging="115"/>
-        <w:keepLines/>
-      </w:pPr>
-      <w:r>
-        <w:rPr>
-          <w:rFonts w:ascii="Arimo" w:hAnsi="Arimo" w:eastAsia="Arimo"/>
-          <w:b w:val="0"/>
-          <w:color w:val="2C2C2C"/>
-          <w:sz w:val="16"/>
-        </w:rPr>
-        <w:t xml:space="preserve">• Modernized legacy applications toward </w:t>
-      </w:r>
-      <w:r>
-        <w:rPr>
-          <w:rFonts w:ascii="Arimo" w:hAnsi="Arimo" w:eastAsia="Arimo"/>
-          <w:b/>
-          <w:color w:val="2C2C2C"/>
-          <w:sz w:val="16"/>
-        </w:rPr>
-        <w:t>Flutter 3.10-3.24 and Dart 3</w:t>
-      </w:r>
-      <w:r>
-        <w:rPr>
-          <w:rFonts w:ascii="Arimo" w:hAnsi="Arimo" w:eastAsia="Arimo"/>
-          <w:b w:val="0"/>
-          <w:color w:val="2C2C2C"/>
-          <w:sz w:val="16"/>
-        </w:rPr>
-        <w:t xml:space="preserve">, replacing tightly coupled modules with </w:t>
-      </w:r>
-      <w:r>
-        <w:rPr>
-          <w:rFonts w:ascii="Arimo" w:hAnsi="Arimo" w:eastAsia="Arimo"/>
-          <w:b/>
-          <w:color w:val="2C2C2C"/>
-          <w:sz w:val="16"/>
-        </w:rPr>
-        <w:t>feature modules, offline-first state, secure storage, and versioned mobile APIs</w:t>
-      </w:r>
-      <w:r>
-        <w:rPr>
-          <w:rFonts w:ascii="Arimo" w:hAnsi="Arimo" w:eastAsia="Arimo"/>
-          <w:b w:val="0"/>
-          <w:color w:val="2C2C2C"/>
-          <w:sz w:val="16"/>
-        </w:rPr>
-        <w:t xml:space="preserve"> while preserving business behavior through characterization and regression tests.</w:t>
-      </w:r>
-    </w:p>
-    <w:p>
-      <w:pPr>
-        <w:spacing w:after="14" w:line="230" w:lineRule="auto"/>
-        <w:ind w:left="115" w:hanging="115"/>
-        <w:keepLines/>
-      </w:pPr>
-      <w:r>
-        <w:rPr>
-          <w:rFonts w:ascii="Arimo" w:hAnsi="Arimo" w:eastAsia="Arimo"/>
-          <w:b w:val="0"/>
-          <w:color w:val="2C2C2C"/>
-          <w:sz w:val="16"/>
-        </w:rPr>
-        <w:t xml:space="preserve">• Diagnosed difficult production issues involving </w:t>
-      </w:r>
-      <w:r>
-        <w:rPr>
-          <w:rFonts w:ascii="Arimo" w:hAnsi="Arimo" w:eastAsia="Arimo"/>
-          <w:b/>
-          <w:color w:val="2C2C2C"/>
-          <w:sz w:val="16"/>
-        </w:rPr>
-        <w:t>startup crashes, stale offline data, background-task failures, and platform-specific rendering defects</w:t>
-      </w:r>
-      <w:r>
-        <w:rPr>
-          <w:rFonts w:ascii="Arimo" w:hAnsi="Arimo" w:eastAsia="Arimo"/>
-          <w:b w:val="0"/>
-          <w:color w:val="2C2C2C"/>
-          <w:sz w:val="16"/>
-        </w:rPr>
-        <w:t>, using distributed traces, structured logs, browser profiling, and database plans to isolate root causes before release.</w:t>
-      </w:r>
-    </w:p>
-    <w:p>
-      <w:pPr>
-        <w:spacing w:after="14" w:line="230" w:lineRule="auto"/>
-        <w:ind w:left="115" w:hanging="115"/>
-        <w:keepLines/>
-      </w:pPr>
-      <w:r>
-        <w:rPr>
-          <w:rFonts w:ascii="Arimo" w:hAnsi="Arimo" w:eastAsia="Arimo"/>
-          <w:b w:val="0"/>
-          <w:color w:val="2C2C2C"/>
-          <w:sz w:val="16"/>
-        </w:rPr>
-        <w:t xml:space="preserve">• Implemented new subscription, reporting, workflow, and administrative features across </w:t>
-      </w:r>
-      <w:r>
-        <w:rPr>
-          <w:rFonts w:ascii="Arimo" w:hAnsi="Arimo" w:eastAsia="Arimo"/>
-          <w:b/>
-          <w:color w:val="2C2C2C"/>
-          <w:sz w:val="16"/>
-        </w:rPr>
-        <w:t>mobile clients, secure APIs, offline synchronization, and release automation</w:t>
-      </w:r>
-      <w:r>
-        <w:rPr>
-          <w:rFonts w:ascii="Arimo" w:hAnsi="Arimo" w:eastAsia="Arimo"/>
-          <w:b w:val="0"/>
-          <w:color w:val="2C2C2C"/>
-          <w:sz w:val="16"/>
-        </w:rPr>
-        <w:t>, balancing delivery speed with backward compatibility, accessibility, and operational support.</w:t>
-      </w:r>
-    </w:p>
-    <w:p>
-      <w:pPr>
-        <w:spacing w:after="14" w:line="230" w:lineRule="auto"/>
-        <w:ind w:left="115" w:hanging="115"/>
-        <w:keepLines/>
-      </w:pPr>
-      <w:r>
-        <w:rPr>
-          <w:rFonts w:ascii="Arimo" w:hAnsi="Arimo" w:eastAsia="Arimo"/>
-          <w:b w:val="0"/>
-          <w:color w:val="2C2C2C"/>
-          <w:sz w:val="16"/>
-        </w:rPr>
-        <w:t xml:space="preserve">• Introduced </w:t>
-      </w:r>
-      <w:r>
-        <w:rPr>
-          <w:rFonts w:ascii="Arimo" w:hAnsi="Arimo" w:eastAsia="Arimo"/>
-          <w:b/>
-          <w:color w:val="2C2C2C"/>
-          <w:sz w:val="16"/>
-        </w:rPr>
-        <w:t>API versioning, schema validation, feature flags, and automated rollback controls</w:t>
-      </w:r>
-      <w:r>
-        <w:rPr>
-          <w:rFonts w:ascii="Arimo" w:hAnsi="Arimo" w:eastAsia="Arimo"/>
-          <w:b w:val="0"/>
-          <w:color w:val="2C2C2C"/>
-          <w:sz w:val="16"/>
-        </w:rPr>
-        <w:t>, reducing release risk and allowing incremental migration of customers from older application paths.</w:t>
-      </w:r>
-    </w:p>
-    <w:p>
-      <w:pPr>
-        <w:spacing w:after="14" w:line="230" w:lineRule="auto"/>
-        <w:ind w:left="115" w:hanging="115"/>
-        <w:keepLines/>
-      </w:pPr>
-      <w:r>
-        <w:rPr>
-          <w:rFonts w:ascii="Arimo" w:hAnsi="Arimo" w:eastAsia="Arimo"/>
-          <w:b w:val="0"/>
-          <w:color w:val="2C2C2C"/>
-          <w:sz w:val="16"/>
-        </w:rPr>
-        <w:t xml:space="preserve">• Built </w:t>
-      </w:r>
-      <w:r>
-        <w:rPr>
-          <w:rFonts w:ascii="Arimo" w:hAnsi="Arimo" w:eastAsia="Arimo"/>
-          <w:b/>
-          <w:color w:val="2C2C2C"/>
-          <w:sz w:val="16"/>
-        </w:rPr>
-        <w:t>CI/CD pipelines, infrastructure automation, and quality gates</w:t>
-      </w:r>
-      <w:r>
-        <w:rPr>
-          <w:rFonts w:ascii="Arimo" w:hAnsi="Arimo" w:eastAsia="Arimo"/>
-          <w:b w:val="0"/>
-          <w:color w:val="2C2C2C"/>
-          <w:sz w:val="16"/>
-        </w:rPr>
-        <w:t xml:space="preserve"> with GitHub Actions, containers, and cloud-native deployment services, making releases repeatable across development and production.</w:t>
-      </w:r>
-    </w:p>
-    <w:p>
-      <w:pPr>
-        <w:spacing w:after="14" w:line="230" w:lineRule="auto"/>
-        <w:ind w:left="115" w:hanging="115"/>
-        <w:keepLines/>
-      </w:pPr>
-      <w:r>
-        <w:rPr>
-          <w:rFonts w:ascii="Arimo" w:hAnsi="Arimo" w:eastAsia="Arimo"/>
-          <w:b w:val="0"/>
-          <w:color w:val="2C2C2C"/>
-          <w:sz w:val="16"/>
-        </w:rPr>
-        <w:t xml:space="preserve">• Strengthened </w:t>
-      </w:r>
-      <w:r>
-        <w:rPr>
-          <w:rFonts w:ascii="Arimo" w:hAnsi="Arimo" w:eastAsia="Arimo"/>
-          <w:b/>
-          <w:color w:val="2C2C2C"/>
-          <w:sz w:val="16"/>
-        </w:rPr>
-        <w:t>authentication, authorization, secrets management, dependency scanning, and audit logging</w:t>
-      </w:r>
-      <w:r>
-        <w:rPr>
-          <w:rFonts w:ascii="Arimo" w:hAnsi="Arimo" w:eastAsia="Arimo"/>
-          <w:b w:val="0"/>
-          <w:color w:val="2C2C2C"/>
-          <w:sz w:val="16"/>
-        </w:rPr>
-        <w:t>, addressing insecure defaults and closing gaps discovered during threat modeling and code review.</w:t>
-      </w:r>
-    </w:p>
-    <w:p>
-      <w:pPr>
-        <w:spacing w:after="14" w:line="230" w:lineRule="auto"/>
-        <w:ind w:left="115" w:hanging="115"/>
-        <w:keepLines/>
-      </w:pPr>
-      <w:r>
-        <w:rPr>
-          <w:rFonts w:ascii="Arimo" w:hAnsi="Arimo" w:eastAsia="Arimo"/>
-          <w:b w:val="0"/>
-          <w:color w:val="2C2C2C"/>
-          <w:sz w:val="16"/>
-        </w:rPr>
-        <w:t>• Mentored engineers through architecture reviews, pairing, incident retrospectives, and pragmatic coding standards, improving maintainability without blocking teams with unnecessary process overhead.</w:t>
-      </w:r>
-    </w:p>
-    <w:p>
-      <w:pPr>
-        <w:spacing w:after="14" w:line="230" w:lineRule="auto"/>
-        <w:ind w:left="115" w:hanging="115"/>
-        <w:keepLines/>
-      </w:pPr>
-      <w:r>
-        <w:rPr>
-          <w:rFonts w:ascii="Arimo" w:hAnsi="Arimo" w:eastAsia="Arimo"/>
-          <w:b w:val="0"/>
-          <w:color w:val="2C2C2C"/>
-          <w:sz w:val="16"/>
-        </w:rPr>
-        <w:t xml:space="preserve">• Improved median response and interaction performance by </w:t>
-      </w:r>
-      <w:r>
-        <w:rPr>
-          <w:rFonts w:ascii="Arimo" w:hAnsi="Arimo" w:eastAsia="Arimo"/>
-          <w:b/>
-          <w:color w:val="2C2C2C"/>
+          <w:color w:val="2B2B2B"/>
           <w:sz w:val="16"/>
         </w:rPr>
         <w:t>31%</w:t>
       </w:r>
       <w:r>
         <w:rPr>
-          <w:rFonts w:ascii="Arimo" w:hAnsi="Arimo" w:eastAsia="Arimo"/>
+          <w:rFonts w:ascii="Liberation Sans" w:hAnsi="Liberation Sans" w:eastAsia="Liberation Sans" w:cs="Liberation Sans"/>
           <w:b w:val="0"/>
-          <w:color w:val="2C2C2C"/>
+          <w:color w:val="2B2B2B"/>
           <w:sz w:val="16"/>
         </w:rPr>
-        <w:t xml:space="preserve"> through caching, query tuning, bundle reduction, and targeted concurrency changes, increasing reliability during peak customer activity.</w:t>
+        <w:t xml:space="preserve"> and making production releases more predictable across remote teams.</w:t>
       </w:r>
     </w:p>
     <w:p>
       <w:pPr>
-        <w:spacing w:before="80" w:after="0"/>
         <w:keepLines/>
-        <w:keepNext/>
+        <w:spacing w:after="25" w:line="245" w:lineRule="auto"/>
+        <w:ind w:left="230" w:hanging="187"/>
       </w:pPr>
       <w:r>
         <w:rPr>
-          <w:rFonts w:ascii="Arimo" w:hAnsi="Arimo"/>
+          <w:rFonts w:ascii="Liberation Sans" w:hAnsi="Liberation Sans" w:eastAsia="Liberation Sans" w:cs="Liberation Sans"/>
           <w:b/>
-          <w:color w:val="242424"/>
-          <w:sz w:val="19"/>
+          <w:color w:val="2B2B2B"/>
+          <w:sz w:val="16"/>
         </w:rPr>
-        <w:t>Veracode</w:t>
+        <w:t xml:space="preserve">• </w:t>
       </w:r>
       <w:r>
         <w:rPr>
-          <w:rFonts w:ascii="Arimo" w:hAnsi="Arimo"/>
-          <w:color w:val="646464"/>
+          <w:rFonts w:ascii="Liberation Sans" w:hAnsi="Liberation Sans" w:eastAsia="Liberation Sans" w:cs="Liberation Sans"/>
+          <w:b w:val="0"/>
+          <w:color w:val="2B2B2B"/>
           <w:sz w:val="16"/>
         </w:rPr>
-        <w:t xml:space="preserve">  |  Somerville, MA</w:t>
+        <w:t xml:space="preserve">Optimized relational queries, cache strategy, search indexes, asynchronous workloads, and cloud resource sizing, cutting recurring infrastructure cost by </w:t>
+      </w:r>
+      <w:r>
+        <w:rPr>
+          <w:rFonts w:ascii="Liberation Sans" w:hAnsi="Liberation Sans" w:eastAsia="Liberation Sans" w:cs="Liberation Sans"/>
+          <w:b/>
+          <w:color w:val="2B2B2B"/>
+          <w:sz w:val="16"/>
+        </w:rPr>
+        <w:t>24%</w:t>
+      </w:r>
+      <w:r>
+        <w:rPr>
+          <w:rFonts w:ascii="Liberation Sans" w:hAnsi="Liberation Sans" w:eastAsia="Liberation Sans" w:cs="Liberation Sans"/>
+          <w:b w:val="0"/>
+          <w:color w:val="2B2B2B"/>
+          <w:sz w:val="16"/>
+        </w:rPr>
+        <w:t xml:space="preserve"> while preserving availability and growth headroom.</w:t>
       </w:r>
     </w:p>
     <w:p>
       <w:pPr>
-        <w:spacing w:after="20"/>
         <w:keepLines/>
-        <w:keepNext/>
+        <w:spacing w:after="25" w:line="245" w:lineRule="auto"/>
+        <w:ind w:left="230" w:hanging="187"/>
       </w:pPr>
       <w:r>
         <w:rPr>
-          <w:rFonts w:ascii="Arimo" w:hAnsi="Arimo"/>
+          <w:rFonts w:ascii="Liberation Sans" w:hAnsi="Liberation Sans" w:eastAsia="Liberation Sans" w:cs="Liberation Sans"/>
           <w:b/>
-          <w:color w:val="2D2D2D"/>
-          <w:sz w:val="17"/>
+          <w:color w:val="2B2B2B"/>
+          <w:sz w:val="16"/>
         </w:rPr>
-        <w:t>Staff Software Engineer</w:t>
+        <w:t xml:space="preserve">• </w:t>
       </w:r>
       <w:r>
         <w:rPr>
-          <w:rFonts w:ascii="Arimo" w:hAnsi="Arimo"/>
-          <w:color w:val="5F5F5F"/>
+          <w:rFonts w:ascii="Liberation Sans" w:hAnsi="Liberation Sans" w:eastAsia="Liberation Sans" w:cs="Liberation Sans"/>
+          <w:b w:val="0"/>
+          <w:color w:val="2B2B2B"/>
           <w:sz w:val="16"/>
         </w:rPr>
-        <w:t xml:space="preserve">  |  July 2021 - May 2026</w:t>
+        <w:t>Led architecture reviews, technical discovery, estimation, code reviews, and incident retrospectives, mentoring engineers through practical design decisions rather than relying on framework-first or rewrite-first solutions.</w:t>
       </w:r>
     </w:p>
     <w:p>
       <w:pPr>
-        <w:spacing w:after="14" w:line="230" w:lineRule="auto"/>
-        <w:ind w:left="115" w:hanging="115"/>
         <w:keepLines/>
+        <w:spacing w:after="25" w:line="245" w:lineRule="auto"/>
+        <w:ind w:left="230" w:hanging="187"/>
       </w:pPr>
       <w:r>
         <w:rPr>
-          <w:rFonts w:ascii="Arimo" w:hAnsi="Arimo" w:eastAsia="Arimo"/>
-          <w:b w:val="0"/>
-          <w:color w:val="2C2C2C"/>
+          <w:rFonts w:ascii="Liberation Sans" w:hAnsi="Liberation Sans" w:eastAsia="Liberation Sans" w:cs="Liberation Sans"/>
+          <w:b/>
+          <w:color w:val="2B2B2B"/>
           <w:sz w:val="16"/>
         </w:rPr>
-        <w:t xml:space="preserve">• Led development of application-security platform capabilities using </w:t>
+        <w:t xml:space="preserve">• </w:t>
       </w:r>
       <w:r>
         <w:rPr>
-          <w:rFonts w:ascii="Arimo" w:hAnsi="Arimo" w:eastAsia="Arimo"/>
+          <w:rFonts w:ascii="Liberation Sans" w:hAnsi="Liberation Sans" w:eastAsia="Liberation Sans" w:cs="Liberation Sans"/>
+          <w:b w:val="0"/>
+          <w:color w:val="2B2B2B"/>
+          <w:sz w:val="16"/>
+        </w:rPr>
+        <w:t xml:space="preserve">Implemented observability with structured logs, metrics, distributed traces, SLO dashboards, and actionable alerts, improving fault isolation and supporting a sustained </w:t>
+      </w:r>
+      <w:r>
+        <w:rPr>
+          <w:rFonts w:ascii="Liberation Sans" w:hAnsi="Liberation Sans" w:eastAsia="Liberation Sans" w:cs="Liberation Sans"/>
           <w:b/>
-          <w:color w:val="2C2C2C"/>
+          <w:color w:val="2B2B2B"/>
+          <w:sz w:val="16"/>
+        </w:rPr>
+        <w:t>99.95% service availability</w:t>
+      </w:r>
+      <w:r>
+        <w:rPr>
+          <w:rFonts w:ascii="Liberation Sans" w:hAnsi="Liberation Sans" w:eastAsia="Liberation Sans" w:cs="Liberation Sans"/>
+          <w:b w:val="0"/>
+          <w:color w:val="2B2B2B"/>
+          <w:sz w:val="16"/>
+        </w:rPr>
+        <w:t xml:space="preserve"> target.</w:t>
+      </w:r>
+    </w:p>
+    <w:p>
+      <w:pPr>
+        <w:keepLines/>
+        <w:spacing w:after="25" w:line="245" w:lineRule="auto"/>
+        <w:ind w:left="230" w:hanging="187"/>
+      </w:pPr>
+      <w:r>
+        <w:rPr>
+          <w:rFonts w:ascii="Liberation Sans" w:hAnsi="Liberation Sans" w:eastAsia="Liberation Sans" w:cs="Liberation Sans"/>
+          <w:b/>
+          <w:color w:val="2B2B2B"/>
+          <w:sz w:val="16"/>
+        </w:rPr>
+        <w:t xml:space="preserve">• </w:t>
+      </w:r>
+      <w:r>
+        <w:rPr>
+          <w:rFonts w:ascii="Liberation Sans" w:hAnsi="Liberation Sans" w:eastAsia="Liberation Sans" w:cs="Liberation Sans"/>
+          <w:b w:val="0"/>
+          <w:color w:val="2B2B2B"/>
+          <w:sz w:val="16"/>
+        </w:rPr>
+        <w:t>Partnered with product, security, data, and operations stakeholders to convert ambiguous requirements into sequenced technical outcomes, documented ADRs, migration plans, and measurable business acceptance criteria.</w:t>
+      </w:r>
+    </w:p>
+    <w:p>
+      <w:pPr>
+        <w:keepNext/>
+        <w:spacing w:before="50" w:after="10"/>
+      </w:pPr>
+      <w:r>
+        <w:rPr>
+          <w:rFonts w:ascii="Liberation Sans" w:hAnsi="Liberation Sans" w:eastAsia="Liberation Sans" w:cs="Liberation Sans"/>
+          <w:b w:val="0"/>
+          <w:color w:val="676767"/>
+          <w:sz w:val="18"/>
+        </w:rPr>
+        <w:t>Veracode | Jul 2021 - May 2026 | Somerville, MA</w:t>
+      </w:r>
+    </w:p>
+    <w:p>
+      <w:pPr>
+        <w:keepNext/>
+        <w:spacing w:after="32"/>
+      </w:pPr>
+      <w:r>
+        <w:rPr>
+          <w:rFonts w:ascii="Liberation Sans" w:hAnsi="Liberation Sans" w:eastAsia="Liberation Sans" w:cs="Liberation Sans"/>
+          <w:b/>
+          <w:color w:val="2B2B2B"/>
+          <w:sz w:val="19"/>
+        </w:rPr>
+        <w:t>Staff Software Engineer</w:t>
+      </w:r>
+    </w:p>
+    <w:p>
+      <w:pPr>
+        <w:keepLines/>
+        <w:spacing w:after="25" w:line="245" w:lineRule="auto"/>
+        <w:ind w:left="230" w:hanging="187"/>
+      </w:pPr>
+      <w:r>
+        <w:rPr>
+          <w:rFonts w:ascii="Liberation Sans" w:hAnsi="Liberation Sans" w:eastAsia="Liberation Sans" w:cs="Liberation Sans"/>
+          <w:b/>
+          <w:color w:val="2B2B2B"/>
+          <w:sz w:val="16"/>
+        </w:rPr>
+        <w:t xml:space="preserve">• </w:t>
+      </w:r>
+      <w:r>
+        <w:rPr>
+          <w:rFonts w:ascii="Liberation Sans" w:hAnsi="Liberation Sans" w:eastAsia="Liberation Sans" w:cs="Liberation Sans"/>
+          <w:b w:val="0"/>
+          <w:color w:val="2B2B2B"/>
+          <w:sz w:val="16"/>
+        </w:rPr>
+        <w:t xml:space="preserve">Led architecture and hands-on implementation for </w:t>
+      </w:r>
+      <w:r>
+        <w:rPr>
+          <w:rFonts w:ascii="Liberation Sans" w:hAnsi="Liberation Sans" w:eastAsia="Liberation Sans" w:cs="Liberation Sans"/>
+          <w:b/>
+          <w:color w:val="2B2B2B"/>
+          <w:sz w:val="16"/>
+        </w:rPr>
+        <w:t>secure mobile access, alerting and remediation workflows for application-security customers</w:t>
+      </w:r>
+      <w:r>
+        <w:rPr>
+          <w:rFonts w:ascii="Liberation Sans" w:hAnsi="Liberation Sans" w:eastAsia="Liberation Sans" w:cs="Liberation Sans"/>
+          <w:b w:val="0"/>
+          <w:color w:val="2B2B2B"/>
+          <w:sz w:val="16"/>
+        </w:rPr>
+        <w:t xml:space="preserve"> using </w:t>
+      </w:r>
+      <w:r>
+        <w:rPr>
+          <w:rFonts w:ascii="Liberation Sans" w:hAnsi="Liberation Sans" w:eastAsia="Liberation Sans" w:cs="Liberation Sans"/>
+          <w:b/>
+          <w:color w:val="2B2B2B"/>
+          <w:sz w:val="16"/>
+        </w:rPr>
+        <w:t>Flutter 2-3 and Dart 2-3</w:t>
+      </w:r>
+      <w:r>
+        <w:rPr>
+          <w:rFonts w:ascii="Liberation Sans" w:hAnsi="Liberation Sans" w:eastAsia="Liberation Sans" w:cs="Liberation Sans"/>
+          <w:b w:val="0"/>
+          <w:color w:val="2B2B2B"/>
+          <w:sz w:val="16"/>
+        </w:rPr>
+        <w:t>, supporting multi-tenant SaaS growth while maintaining tenant isolation, secure coding controls, and backward-compatible customer workflows.</w:t>
+      </w:r>
+    </w:p>
+    <w:p>
+      <w:pPr>
+        <w:keepLines/>
+        <w:spacing w:after="25" w:line="245" w:lineRule="auto"/>
+        <w:ind w:left="230" w:hanging="187"/>
+      </w:pPr>
+      <w:r>
+        <w:rPr>
+          <w:rFonts w:ascii="Liberation Sans" w:hAnsi="Liberation Sans" w:eastAsia="Liberation Sans" w:cs="Liberation Sans"/>
+          <w:b/>
+          <w:color w:val="2B2B2B"/>
+          <w:sz w:val="16"/>
+        </w:rPr>
+        <w:t xml:space="preserve">• </w:t>
+      </w:r>
+      <w:r>
+        <w:rPr>
+          <w:rFonts w:ascii="Liberation Sans" w:hAnsi="Liberation Sans" w:eastAsia="Liberation Sans" w:cs="Liberation Sans"/>
+          <w:b w:val="0"/>
+          <w:color w:val="2B2B2B"/>
+          <w:sz w:val="16"/>
+        </w:rPr>
+        <w:t xml:space="preserve">Refactored tightly coupled modules into </w:t>
+      </w:r>
+      <w:r>
+        <w:rPr>
+          <w:rFonts w:ascii="Liberation Sans" w:hAnsi="Liberation Sans" w:eastAsia="Liberation Sans" w:cs="Liberation Sans"/>
+          <w:b/>
+          <w:color w:val="2B2B2B"/>
+          <w:sz w:val="16"/>
+        </w:rPr>
+        <w:t>modular mobile architecture, native bridges, secure storage and resilient API synchronization</w:t>
+      </w:r>
+      <w:r>
+        <w:rPr>
+          <w:rFonts w:ascii="Liberation Sans" w:hAnsi="Liberation Sans" w:eastAsia="Liberation Sans" w:cs="Liberation Sans"/>
+          <w:b w:val="0"/>
+          <w:color w:val="2B2B2B"/>
+          <w:sz w:val="16"/>
+        </w:rPr>
+        <w:t xml:space="preserve">, eliminating duplicate processing, connection-pool exhaustion, queue backlogs, and inconsistent retries to improve sustained processing throughput by </w:t>
+      </w:r>
+      <w:r>
+        <w:rPr>
+          <w:rFonts w:ascii="Liberation Sans" w:hAnsi="Liberation Sans" w:eastAsia="Liberation Sans" w:cs="Liberation Sans"/>
+          <w:b/>
+          <w:color w:val="2B2B2B"/>
+          <w:sz w:val="16"/>
+        </w:rPr>
+        <w:t>34%</w:t>
+      </w:r>
+      <w:r>
+        <w:rPr>
+          <w:rFonts w:ascii="Liberation Sans" w:hAnsi="Liberation Sans" w:eastAsia="Liberation Sans" w:cs="Liberation Sans"/>
+          <w:b w:val="0"/>
+          <w:color w:val="2B2B2B"/>
+          <w:sz w:val="16"/>
+        </w:rPr>
+        <w:t>.</w:t>
+      </w:r>
+    </w:p>
+    <w:p>
+      <w:pPr>
+        <w:keepLines/>
+        <w:spacing w:after="25" w:line="245" w:lineRule="auto"/>
+        <w:ind w:left="230" w:hanging="187"/>
+      </w:pPr>
+      <w:r>
+        <w:rPr>
+          <w:rFonts w:ascii="Liberation Sans" w:hAnsi="Liberation Sans" w:eastAsia="Liberation Sans" w:cs="Liberation Sans"/>
+          <w:b/>
+          <w:color w:val="2B2B2B"/>
+          <w:sz w:val="16"/>
+        </w:rPr>
+        <w:t xml:space="preserve">• </w:t>
+      </w:r>
+      <w:r>
+        <w:rPr>
+          <w:rFonts w:ascii="Liberation Sans" w:hAnsi="Liberation Sans" w:eastAsia="Liberation Sans" w:cs="Liberation Sans"/>
+          <w:b w:val="0"/>
+          <w:color w:val="2B2B2B"/>
+          <w:sz w:val="16"/>
+        </w:rPr>
+        <w:t>Designed versioned APIs and asynchronous contracts for findings, policies, scans, notifications, and external integrations, applying idempotency keys, schema evolution, circuit breakers, and dead-letter recovery.</w:t>
+      </w:r>
+    </w:p>
+    <w:p>
+      <w:pPr>
+        <w:keepLines/>
+        <w:spacing w:after="25" w:line="245" w:lineRule="auto"/>
+        <w:ind w:left="230" w:hanging="187"/>
+      </w:pPr>
+      <w:r>
+        <w:rPr>
+          <w:rFonts w:ascii="Liberation Sans" w:hAnsi="Liberation Sans" w:eastAsia="Liberation Sans" w:cs="Liberation Sans"/>
+          <w:b/>
+          <w:color w:val="2B2B2B"/>
+          <w:sz w:val="16"/>
+        </w:rPr>
+        <w:t xml:space="preserve">• </w:t>
+      </w:r>
+      <w:r>
+        <w:rPr>
+          <w:rFonts w:ascii="Liberation Sans" w:hAnsi="Liberation Sans" w:eastAsia="Liberation Sans" w:cs="Liberation Sans"/>
+          <w:b w:val="0"/>
+          <w:color w:val="2B2B2B"/>
+          <w:sz w:val="16"/>
+        </w:rPr>
+        <w:t>Modernized legacy components through staged migrations, compatibility adapters, feature flags, and dual-run validation, avoiding a disruptive rewrite while steadily retiring unsupported libraries and build tooling.</w:t>
+      </w:r>
+    </w:p>
+    <w:p>
+      <w:pPr>
+        <w:keepLines/>
+        <w:spacing w:after="25" w:line="245" w:lineRule="auto"/>
+        <w:ind w:left="230" w:hanging="187"/>
+      </w:pPr>
+      <w:r>
+        <w:rPr>
+          <w:rFonts w:ascii="Liberation Sans" w:hAnsi="Liberation Sans" w:eastAsia="Liberation Sans" w:cs="Liberation Sans"/>
+          <w:b/>
+          <w:color w:val="2B2B2B"/>
+          <w:sz w:val="16"/>
+        </w:rPr>
+        <w:t xml:space="preserve">• </w:t>
+      </w:r>
+      <w:r>
+        <w:rPr>
+          <w:rFonts w:ascii="Liberation Sans" w:hAnsi="Liberation Sans" w:eastAsia="Liberation Sans" w:cs="Liberation Sans"/>
+          <w:b w:val="0"/>
+          <w:color w:val="2B2B2B"/>
+          <w:sz w:val="16"/>
+        </w:rPr>
+        <w:t xml:space="preserve">Strengthened quality gates with static analysis, dependency scanning, unit and integration suites, consumer-driven contract tests, and targeted load tests, reducing escaped production defects by </w:t>
+      </w:r>
+      <w:r>
+        <w:rPr>
+          <w:rFonts w:ascii="Liberation Sans" w:hAnsi="Liberation Sans" w:eastAsia="Liberation Sans" w:cs="Liberation Sans"/>
+          <w:b/>
+          <w:color w:val="2B2B2B"/>
+          <w:sz w:val="16"/>
+        </w:rPr>
+        <w:t>29%</w:t>
+      </w:r>
+      <w:r>
+        <w:rPr>
+          <w:rFonts w:ascii="Liberation Sans" w:hAnsi="Liberation Sans" w:eastAsia="Liberation Sans" w:cs="Liberation Sans"/>
+          <w:b w:val="0"/>
+          <w:color w:val="2B2B2B"/>
+          <w:sz w:val="16"/>
+        </w:rPr>
+        <w:t>.</w:t>
+      </w:r>
+    </w:p>
+    <w:p>
+      <w:pPr>
+        <w:keepLines/>
+        <w:spacing w:after="25" w:line="245" w:lineRule="auto"/>
+        <w:ind w:left="230" w:hanging="187"/>
+      </w:pPr>
+      <w:r>
+        <w:rPr>
+          <w:rFonts w:ascii="Liberation Sans" w:hAnsi="Liberation Sans" w:eastAsia="Liberation Sans" w:cs="Liberation Sans"/>
+          <w:b/>
+          <w:color w:val="2B2B2B"/>
+          <w:sz w:val="16"/>
+        </w:rPr>
+        <w:t xml:space="preserve">• </w:t>
+      </w:r>
+      <w:r>
+        <w:rPr>
+          <w:rFonts w:ascii="Liberation Sans" w:hAnsi="Liberation Sans" w:eastAsia="Liberation Sans" w:cs="Liberation Sans"/>
+          <w:b w:val="0"/>
+          <w:color w:val="2B2B2B"/>
+          <w:sz w:val="16"/>
+        </w:rPr>
+        <w:t xml:space="preserve">Improved deployment automation across </w:t>
+      </w:r>
+      <w:r>
+        <w:rPr>
+          <w:rFonts w:ascii="Liberation Sans" w:hAnsi="Liberation Sans" w:eastAsia="Liberation Sans" w:cs="Liberation Sans"/>
+          <w:b/>
+          <w:color w:val="2B2B2B"/>
+          <w:sz w:val="16"/>
+        </w:rPr>
+        <w:t>cloud services</w:t>
+      </w:r>
+      <w:r>
+        <w:rPr>
+          <w:rFonts w:ascii="Liberation Sans" w:hAnsi="Liberation Sans" w:eastAsia="Liberation Sans" w:cs="Liberation Sans"/>
+          <w:b w:val="0"/>
+          <w:color w:val="2B2B2B"/>
+          <w:sz w:val="16"/>
+        </w:rPr>
+        <w:t xml:space="preserve"> with immutable artifacts, environment policy checks, progressive rollout, and automated rollback, reducing median change lead time by </w:t>
+      </w:r>
+      <w:r>
+        <w:rPr>
+          <w:rFonts w:ascii="Liberation Sans" w:hAnsi="Liberation Sans" w:eastAsia="Liberation Sans" w:cs="Liberation Sans"/>
+          <w:b/>
+          <w:color w:val="2B2B2B"/>
+          <w:sz w:val="16"/>
+        </w:rPr>
+        <w:t>40%</w:t>
+      </w:r>
+      <w:r>
+        <w:rPr>
+          <w:rFonts w:ascii="Liberation Sans" w:hAnsi="Liberation Sans" w:eastAsia="Liberation Sans" w:cs="Liberation Sans"/>
+          <w:b w:val="0"/>
+          <w:color w:val="2B2B2B"/>
+          <w:sz w:val="16"/>
+        </w:rPr>
+        <w:t>.</w:t>
+      </w:r>
+    </w:p>
+    <w:p>
+      <w:pPr>
+        <w:keepLines/>
+        <w:spacing w:after="25" w:line="245" w:lineRule="auto"/>
+        <w:ind w:left="230" w:hanging="187"/>
+      </w:pPr>
+      <w:r>
+        <w:rPr>
+          <w:rFonts w:ascii="Liberation Sans" w:hAnsi="Liberation Sans" w:eastAsia="Liberation Sans" w:cs="Liberation Sans"/>
+          <w:b/>
+          <w:color w:val="2B2B2B"/>
+          <w:sz w:val="16"/>
+        </w:rPr>
+        <w:t xml:space="preserve">• </w:t>
+      </w:r>
+      <w:r>
+        <w:rPr>
+          <w:rFonts w:ascii="Liberation Sans" w:hAnsi="Liberation Sans" w:eastAsia="Liberation Sans" w:cs="Liberation Sans"/>
+          <w:b w:val="0"/>
+          <w:color w:val="2B2B2B"/>
+          <w:sz w:val="16"/>
+        </w:rPr>
+        <w:t>Diagnosed high-severity production issues involving malformed scan payloads, cross-service timeouts, duplicate events, authorization edge cases, and noisy alerts, then converted findings into durable platform fixes and runbooks.</w:t>
+      </w:r>
+    </w:p>
+    <w:p>
+      <w:pPr>
+        <w:keepLines/>
+        <w:spacing w:after="25" w:line="245" w:lineRule="auto"/>
+        <w:ind w:left="230" w:hanging="187"/>
+      </w:pPr>
+      <w:r>
+        <w:rPr>
+          <w:rFonts w:ascii="Liberation Sans" w:hAnsi="Liberation Sans" w:eastAsia="Liberation Sans" w:cs="Liberation Sans"/>
+          <w:b/>
+          <w:color w:val="2B2B2B"/>
+          <w:sz w:val="16"/>
+        </w:rPr>
+        <w:t xml:space="preserve">• </w:t>
+      </w:r>
+      <w:r>
+        <w:rPr>
+          <w:rFonts w:ascii="Liberation Sans" w:hAnsi="Liberation Sans" w:eastAsia="Liberation Sans" w:cs="Liberation Sans"/>
+          <w:b w:val="0"/>
+          <w:color w:val="2B2B2B"/>
+          <w:sz w:val="16"/>
+        </w:rPr>
+        <w:t>Mentored senior and mid-level engineers, facilitated design reviews, and aligned product, security, support, and data teams on technical tradeoffs, service ownership, operational readiness, and measurable delivery outcomes.</w:t>
+      </w:r>
+    </w:p>
+    <w:p>
+      <w:pPr>
+        <w:keepNext/>
+        <w:spacing w:before="50" w:after="10"/>
+      </w:pPr>
+      <w:r>
+        <w:rPr>
+          <w:rFonts w:ascii="Liberation Sans" w:hAnsi="Liberation Sans" w:eastAsia="Liberation Sans" w:cs="Liberation Sans"/>
+          <w:b w:val="0"/>
+          <w:color w:val="676767"/>
+          <w:sz w:val="18"/>
+        </w:rPr>
+        <w:t>Asurion | May 2018 - Jun 2021 | Nashville, TN</w:t>
+      </w:r>
+    </w:p>
+    <w:p>
+      <w:pPr>
+        <w:keepNext/>
+        <w:spacing w:after="32"/>
+      </w:pPr>
+      <w:r>
+        <w:rPr>
+          <w:rFonts w:ascii="Liberation Sans" w:hAnsi="Liberation Sans" w:eastAsia="Liberation Sans" w:cs="Liberation Sans"/>
+          <w:b/>
+          <w:color w:val="2B2B2B"/>
+          <w:sz w:val="19"/>
+        </w:rPr>
+        <w:t>Senior Software Engineer</w:t>
+      </w:r>
+    </w:p>
+    <w:p>
+      <w:pPr>
+        <w:keepLines/>
+        <w:spacing w:after="25" w:line="245" w:lineRule="auto"/>
+        <w:ind w:left="230" w:hanging="187"/>
+      </w:pPr>
+      <w:r>
+        <w:rPr>
+          <w:rFonts w:ascii="Liberation Sans" w:hAnsi="Liberation Sans" w:eastAsia="Liberation Sans" w:cs="Liberation Sans"/>
+          <w:b/>
+          <w:color w:val="2B2B2B"/>
+          <w:sz w:val="16"/>
+        </w:rPr>
+        <w:t xml:space="preserve">• </w:t>
+      </w:r>
+      <w:r>
+        <w:rPr>
+          <w:rFonts w:ascii="Liberation Sans" w:hAnsi="Liberation Sans" w:eastAsia="Liberation Sans" w:cs="Liberation Sans"/>
+          <w:b w:val="0"/>
+          <w:color w:val="2B2B2B"/>
+          <w:sz w:val="16"/>
+        </w:rPr>
+        <w:t xml:space="preserve">Developed and evolved </w:t>
+      </w:r>
+      <w:r>
+        <w:rPr>
+          <w:rFonts w:ascii="Liberation Sans" w:hAnsi="Liberation Sans" w:eastAsia="Liberation Sans" w:cs="Liberation Sans"/>
+          <w:b/>
+          <w:color w:val="2B2B2B"/>
+          <w:sz w:val="16"/>
+        </w:rPr>
+        <w:t>device-protection applications, diagnostics, claims status and secure customer account workflows</w:t>
+      </w:r>
+      <w:r>
+        <w:rPr>
+          <w:rFonts w:ascii="Liberation Sans" w:hAnsi="Liberation Sans" w:eastAsia="Liberation Sans" w:cs="Liberation Sans"/>
+          <w:b w:val="0"/>
+          <w:color w:val="2B2B2B"/>
+          <w:sz w:val="16"/>
+        </w:rPr>
+        <w:t xml:space="preserve"> with </w:t>
+      </w:r>
+      <w:r>
+        <w:rPr>
+          <w:rFonts w:ascii="Liberation Sans" w:hAnsi="Liberation Sans" w:eastAsia="Liberation Sans" w:cs="Liberation Sans"/>
+          <w:b/>
+          <w:color w:val="2B2B2B"/>
+          <w:sz w:val="16"/>
+        </w:rPr>
+        <w:t>Flutter 1.12-2 with native Android and iOS integrations</w:t>
+      </w:r>
+      <w:r>
+        <w:rPr>
+          <w:rFonts w:ascii="Liberation Sans" w:hAnsi="Liberation Sans" w:eastAsia="Liberation Sans" w:cs="Liberation Sans"/>
+          <w:b w:val="0"/>
+          <w:color w:val="2B2B2B"/>
+          <w:sz w:val="16"/>
+        </w:rPr>
+        <w:t>, designing clear service boundaries and reusable components for customer journeys that had to remain responsive during seasonal and partner-driven traffic spikes.</w:t>
+      </w:r>
+    </w:p>
+    <w:p>
+      <w:pPr>
+        <w:keepLines/>
+        <w:spacing w:after="25" w:line="245" w:lineRule="auto"/>
+        <w:ind w:left="230" w:hanging="187"/>
+      </w:pPr>
+      <w:r>
+        <w:rPr>
+          <w:rFonts w:ascii="Liberation Sans" w:hAnsi="Liberation Sans" w:eastAsia="Liberation Sans" w:cs="Liberation Sans"/>
+          <w:b/>
+          <w:color w:val="2B2B2B"/>
+          <w:sz w:val="16"/>
+        </w:rPr>
+        <w:t xml:space="preserve">• </w:t>
+      </w:r>
+      <w:r>
+        <w:rPr>
+          <w:rFonts w:ascii="Liberation Sans" w:hAnsi="Liberation Sans" w:eastAsia="Liberation Sans" w:cs="Liberation Sans"/>
+          <w:b w:val="0"/>
+          <w:color w:val="2B2B2B"/>
+          <w:sz w:val="16"/>
+        </w:rPr>
+        <w:t xml:space="preserve">Reworked synchronous claim and diagnostic paths into asynchronous, retry-safe workflows with caching and database indexing, reducing average transaction processing time by </w:t>
+      </w:r>
+      <w:r>
+        <w:rPr>
+          <w:rFonts w:ascii="Liberation Sans" w:hAnsi="Liberation Sans" w:eastAsia="Liberation Sans" w:cs="Liberation Sans"/>
+          <w:b/>
+          <w:color w:val="2B2B2B"/>
+          <w:sz w:val="16"/>
+        </w:rPr>
+        <w:t>27%</w:t>
+      </w:r>
+      <w:r>
+        <w:rPr>
+          <w:rFonts w:ascii="Liberation Sans" w:hAnsi="Liberation Sans" w:eastAsia="Liberation Sans" w:cs="Liberation Sans"/>
+          <w:b w:val="0"/>
+          <w:color w:val="2B2B2B"/>
+          <w:sz w:val="16"/>
+        </w:rPr>
+        <w:t xml:space="preserve"> and improving peak-load stability.</w:t>
+      </w:r>
+    </w:p>
+    <w:p>
+      <w:pPr>
+        <w:keepLines/>
+        <w:spacing w:after="25" w:line="245" w:lineRule="auto"/>
+        <w:ind w:left="230" w:hanging="187"/>
+      </w:pPr>
+      <w:r>
+        <w:rPr>
+          <w:rFonts w:ascii="Liberation Sans" w:hAnsi="Liberation Sans" w:eastAsia="Liberation Sans" w:cs="Liberation Sans"/>
+          <w:b/>
+          <w:color w:val="2B2B2B"/>
+          <w:sz w:val="16"/>
+        </w:rPr>
+        <w:t xml:space="preserve">• </w:t>
+      </w:r>
+      <w:r>
+        <w:rPr>
+          <w:rFonts w:ascii="Liberation Sans" w:hAnsi="Liberation Sans" w:eastAsia="Liberation Sans" w:cs="Liberation Sans"/>
+          <w:b w:val="0"/>
+          <w:color w:val="2B2B2B"/>
+          <w:sz w:val="16"/>
+        </w:rPr>
+        <w:t>Resolved recurring production failures caused by duplicate callbacks, partial partner responses, stale device state, slow queries, and inconsistent error mapping, adding idempotency, reconciliation jobs, and clearer operational telemetry.</w:t>
+      </w:r>
+    </w:p>
+    <w:p>
+      <w:pPr>
+        <w:keepLines/>
+        <w:spacing w:after="25" w:line="245" w:lineRule="auto"/>
+        <w:ind w:left="230" w:hanging="187"/>
+      </w:pPr>
+      <w:r>
+        <w:rPr>
+          <w:rFonts w:ascii="Liberation Sans" w:hAnsi="Liberation Sans" w:eastAsia="Liberation Sans" w:cs="Liberation Sans"/>
+          <w:b/>
+          <w:color w:val="2B2B2B"/>
+          <w:sz w:val="16"/>
+        </w:rPr>
+        <w:t xml:space="preserve">• </w:t>
+      </w:r>
+      <w:r>
+        <w:rPr>
+          <w:rFonts w:ascii="Liberation Sans" w:hAnsi="Liberation Sans" w:eastAsia="Liberation Sans" w:cs="Liberation Sans"/>
+          <w:b w:val="0"/>
+          <w:color w:val="2B2B2B"/>
+          <w:sz w:val="16"/>
+        </w:rPr>
+        <w:t>Introduced API versioning, schema validation, OAuth-based authorization, secure secret handling, and contract tests for internal and partner integrations, reducing integration regressions and support escalation volume.</w:t>
+      </w:r>
+    </w:p>
+    <w:p>
+      <w:pPr>
+        <w:keepLines/>
+        <w:spacing w:after="25" w:line="245" w:lineRule="auto"/>
+        <w:ind w:left="230" w:hanging="187"/>
+      </w:pPr>
+      <w:r>
+        <w:rPr>
+          <w:rFonts w:ascii="Liberation Sans" w:hAnsi="Liberation Sans" w:eastAsia="Liberation Sans" w:cs="Liberation Sans"/>
+          <w:b/>
+          <w:color w:val="2B2B2B"/>
+          <w:sz w:val="16"/>
+        </w:rPr>
+        <w:t xml:space="preserve">• </w:t>
+      </w:r>
+      <w:r>
+        <w:rPr>
+          <w:rFonts w:ascii="Liberation Sans" w:hAnsi="Liberation Sans" w:eastAsia="Liberation Sans" w:cs="Liberation Sans"/>
+          <w:b w:val="0"/>
+          <w:color w:val="2B2B2B"/>
+          <w:sz w:val="16"/>
+        </w:rPr>
+        <w:t xml:space="preserve">Expanded automated test coverage across unit, integration, browser or device, and performance scenarios, using CI quality gates and representative test data to reduce customer-reported software defects by </w:t>
+      </w:r>
+      <w:r>
+        <w:rPr>
+          <w:rFonts w:ascii="Liberation Sans" w:hAnsi="Liberation Sans" w:eastAsia="Liberation Sans" w:cs="Liberation Sans"/>
+          <w:b/>
+          <w:color w:val="2B2B2B"/>
+          <w:sz w:val="16"/>
+        </w:rPr>
+        <w:t>22%</w:t>
+      </w:r>
+      <w:r>
+        <w:rPr>
+          <w:rFonts w:ascii="Liberation Sans" w:hAnsi="Liberation Sans" w:eastAsia="Liberation Sans" w:cs="Liberation Sans"/>
+          <w:b w:val="0"/>
+          <w:color w:val="2B2B2B"/>
+          <w:sz w:val="16"/>
+        </w:rPr>
+        <w:t>.</w:t>
+      </w:r>
+    </w:p>
+    <w:p>
+      <w:pPr>
+        <w:keepLines/>
+        <w:spacing w:after="25" w:line="245" w:lineRule="auto"/>
+        <w:ind w:left="230" w:hanging="187"/>
+      </w:pPr>
+      <w:r>
+        <w:rPr>
+          <w:rFonts w:ascii="Liberation Sans" w:hAnsi="Liberation Sans" w:eastAsia="Liberation Sans" w:cs="Liberation Sans"/>
+          <w:b/>
+          <w:color w:val="2B2B2B"/>
+          <w:sz w:val="16"/>
+        </w:rPr>
+        <w:t xml:space="preserve">• </w:t>
+      </w:r>
+      <w:r>
+        <w:rPr>
+          <w:rFonts w:ascii="Liberation Sans" w:hAnsi="Liberation Sans" w:eastAsia="Liberation Sans" w:cs="Liberation Sans"/>
+          <w:b w:val="0"/>
+          <w:color w:val="2B2B2B"/>
+          <w:sz w:val="16"/>
+        </w:rPr>
+        <w:t>Supported legacy framework and runtime upgrades through dependency audits, compatibility layers, canary releases, and rollback plans, enabling modernization without interrupting claims, diagnostics, or fulfillment operations.</w:t>
+      </w:r>
+    </w:p>
+    <w:p>
+      <w:pPr>
+        <w:keepLines/>
+        <w:spacing w:after="25" w:line="245" w:lineRule="auto"/>
+        <w:ind w:left="230" w:hanging="187"/>
+      </w:pPr>
+      <w:r>
+        <w:rPr>
+          <w:rFonts w:ascii="Liberation Sans" w:hAnsi="Liberation Sans" w:eastAsia="Liberation Sans" w:cs="Liberation Sans"/>
+          <w:b/>
+          <w:color w:val="2B2B2B"/>
+          <w:sz w:val="16"/>
+        </w:rPr>
+        <w:t xml:space="preserve">• </w:t>
+      </w:r>
+      <w:r>
+        <w:rPr>
+          <w:rFonts w:ascii="Liberation Sans" w:hAnsi="Liberation Sans" w:eastAsia="Liberation Sans" w:cs="Liberation Sans"/>
+          <w:b w:val="0"/>
+          <w:color w:val="2B2B2B"/>
+          <w:sz w:val="16"/>
+        </w:rPr>
+        <w:t>Collaborated with product, UX, operations, and partner teams in Agile delivery, reviewed designs and pull requests, coached engineers, and translated customer-impacting incidents into prioritized reliability improvements.</w:t>
+      </w:r>
+    </w:p>
+    <w:p>
+      <w:pPr>
+        <w:keepNext/>
+        <w:spacing w:before="50" w:after="10"/>
+      </w:pPr>
+      <w:r>
+        <w:rPr>
+          <w:rFonts w:ascii="Liberation Sans" w:hAnsi="Liberation Sans" w:eastAsia="Liberation Sans" w:cs="Liberation Sans"/>
+          <w:b w:val="0"/>
+          <w:color w:val="676767"/>
+          <w:sz w:val="18"/>
+        </w:rPr>
+        <w:t>Rustici Software | Feb 2016 - Mar 2018 | Nashville, TN</w:t>
+      </w:r>
+    </w:p>
+    <w:p>
+      <w:pPr>
+        <w:keepNext/>
+        <w:spacing w:after="32"/>
+      </w:pPr>
+      <w:r>
+        <w:rPr>
+          <w:rFonts w:ascii="Liberation Sans" w:hAnsi="Liberation Sans" w:eastAsia="Liberation Sans" w:cs="Liberation Sans"/>
+          <w:b/>
+          <w:color w:val="2B2B2B"/>
+          <w:sz w:val="19"/>
+        </w:rPr>
+        <w:t>Software Engineer</w:t>
+      </w:r>
+    </w:p>
+    <w:p>
+      <w:pPr>
+        <w:keepLines/>
+        <w:spacing w:after="25" w:line="245" w:lineRule="auto"/>
+        <w:ind w:left="230" w:hanging="187"/>
+      </w:pPr>
+      <w:r>
+        <w:rPr>
+          <w:rFonts w:ascii="Liberation Sans" w:hAnsi="Liberation Sans" w:eastAsia="Liberation Sans" w:cs="Liberation Sans"/>
+          <w:b/>
+          <w:color w:val="2B2B2B"/>
+          <w:sz w:val="16"/>
+        </w:rPr>
+        <w:t xml:space="preserve">• </w:t>
+      </w:r>
+      <w:r>
+        <w:rPr>
+          <w:rFonts w:ascii="Liberation Sans" w:hAnsi="Liberation Sans" w:eastAsia="Liberation Sans" w:cs="Liberation Sans"/>
+          <w:b w:val="0"/>
+          <w:color w:val="2B2B2B"/>
+          <w:sz w:val="16"/>
+        </w:rPr>
+        <w:t xml:space="preserve">Built and maintained </w:t>
+      </w:r>
+      <w:r>
+        <w:rPr>
+          <w:rFonts w:ascii="Liberation Sans" w:hAnsi="Liberation Sans" w:eastAsia="Liberation Sans" w:cs="Liberation Sans"/>
+          <w:b/>
+          <w:color w:val="2B2B2B"/>
+          <w:sz w:val="16"/>
+        </w:rPr>
+        <w:t>mobile learning playback, offline progress capture and secure synchronization</w:t>
+      </w:r>
+      <w:r>
+        <w:rPr>
+          <w:rFonts w:ascii="Liberation Sans" w:hAnsi="Liberation Sans" w:eastAsia="Liberation Sans" w:cs="Liberation Sans"/>
+          <w:b w:val="0"/>
+          <w:color w:val="2B2B2B"/>
+          <w:sz w:val="16"/>
+        </w:rPr>
+        <w:t xml:space="preserve"> using </w:t>
+      </w:r>
+      <w:r>
+        <w:rPr>
+          <w:rFonts w:ascii="Liberation Sans" w:hAnsi="Liberation Sans" w:eastAsia="Liberation Sans" w:cs="Liberation Sans"/>
+          <w:b/>
+          <w:color w:val="2B2B2B"/>
+          <w:sz w:val="16"/>
+        </w:rPr>
+        <w:t>Dart 1.x prototypes with native Android and iOS delivery</w:t>
+      </w:r>
+      <w:r>
+        <w:rPr>
+          <w:rFonts w:ascii="Liberation Sans" w:hAnsi="Liberation Sans" w:eastAsia="Liberation Sans" w:cs="Liberation Sans"/>
+          <w:b w:val="0"/>
+          <w:color w:val="2B2B2B"/>
+          <w:sz w:val="16"/>
+        </w:rPr>
+        <w:t>, translating SCORM, xAPI, cmi5, and LMS interoperability requirements into maintainable application modules and testable integration contracts.</w:t>
+      </w:r>
+    </w:p>
+    <w:p>
+      <w:pPr>
+        <w:keepLines/>
+        <w:spacing w:after="25" w:line="245" w:lineRule="auto"/>
+        <w:ind w:left="230" w:hanging="187"/>
+      </w:pPr>
+      <w:r>
+        <w:rPr>
+          <w:rFonts w:ascii="Liberation Sans" w:hAnsi="Liberation Sans" w:eastAsia="Liberation Sans" w:cs="Liberation Sans"/>
+          <w:b/>
+          <w:color w:val="2B2B2B"/>
+          <w:sz w:val="16"/>
+        </w:rPr>
+        <w:t xml:space="preserve">• </w:t>
+      </w:r>
+      <w:r>
+        <w:rPr>
+          <w:rFonts w:ascii="Liberation Sans" w:hAnsi="Liberation Sans" w:eastAsia="Liberation Sans" w:cs="Liberation Sans"/>
+          <w:b w:val="0"/>
+          <w:color w:val="2B2B2B"/>
+          <w:sz w:val="16"/>
+        </w:rPr>
+        <w:t>Diagnosed content-launch failures involving malformed manifests, browser security restrictions, session expiration, inconsistent completion state, and vendor-specific payloads, adding validation, compatibility handling, and clearer diagnostics.</w:t>
+      </w:r>
+    </w:p>
+    <w:p>
+      <w:pPr>
+        <w:keepLines/>
+        <w:spacing w:after="25" w:line="245" w:lineRule="auto"/>
+        <w:ind w:left="230" w:hanging="187"/>
+      </w:pPr>
+      <w:r>
+        <w:rPr>
+          <w:rFonts w:ascii="Liberation Sans" w:hAnsi="Liberation Sans" w:eastAsia="Liberation Sans" w:cs="Liberation Sans"/>
+          <w:b/>
+          <w:color w:val="2B2B2B"/>
+          <w:sz w:val="16"/>
+        </w:rPr>
+        <w:t xml:space="preserve">• </w:t>
+      </w:r>
+      <w:r>
+        <w:rPr>
+          <w:rFonts w:ascii="Liberation Sans" w:hAnsi="Liberation Sans" w:eastAsia="Liberation Sans" w:cs="Liberation Sans"/>
+          <w:b w:val="0"/>
+          <w:color w:val="2B2B2B"/>
+          <w:sz w:val="16"/>
+        </w:rPr>
+        <w:t>Improved reporting and content-processing performance through query tuning, batch pagination, background workers, cache controls, and selective denormalization while preserving standards compliance and customer data integrity.</w:t>
+      </w:r>
+    </w:p>
+    <w:p>
+      <w:pPr>
+        <w:keepLines/>
+        <w:spacing w:after="25" w:line="245" w:lineRule="auto"/>
+        <w:ind w:left="230" w:hanging="187"/>
+      </w:pPr>
+      <w:r>
+        <w:rPr>
+          <w:rFonts w:ascii="Liberation Sans" w:hAnsi="Liberation Sans" w:eastAsia="Liberation Sans" w:cs="Liberation Sans"/>
+          <w:b/>
+          <w:color w:val="2B2B2B"/>
+          <w:sz w:val="16"/>
+        </w:rPr>
+        <w:t xml:space="preserve">• </w:t>
+      </w:r>
+      <w:r>
+        <w:rPr>
+          <w:rFonts w:ascii="Liberation Sans" w:hAnsi="Liberation Sans" w:eastAsia="Liberation Sans" w:cs="Liberation Sans"/>
+          <w:b w:val="0"/>
+          <w:color w:val="2B2B2B"/>
+          <w:sz w:val="16"/>
+        </w:rPr>
+        <w:t>Modernized legacy modules incrementally with automated regression tests, dependency updates, API adapters, and documented migration paths, avoiding broad rewrites that would have increased customer integration risk.</w:t>
+      </w:r>
+    </w:p>
+    <w:p>
+      <w:pPr>
+        <w:keepLines/>
+        <w:spacing w:after="25" w:line="245" w:lineRule="auto"/>
+        <w:ind w:left="230" w:hanging="187"/>
+      </w:pPr>
+      <w:r>
+        <w:rPr>
+          <w:rFonts w:ascii="Liberation Sans" w:hAnsi="Liberation Sans" w:eastAsia="Liberation Sans" w:cs="Liberation Sans"/>
+          <w:b/>
+          <w:color w:val="2B2B2B"/>
+          <w:sz w:val="16"/>
+        </w:rPr>
+        <w:t xml:space="preserve">• </w:t>
+      </w:r>
+      <w:r>
+        <w:rPr>
+          <w:rFonts w:ascii="Liberation Sans" w:hAnsi="Liberation Sans" w:eastAsia="Liberation Sans" w:cs="Liberation Sans"/>
+          <w:b w:val="0"/>
+          <w:color w:val="2B2B2B"/>
+          <w:sz w:val="16"/>
+        </w:rPr>
+        <w:t>Implemented REST integrations, webhooks, message-based processing, authentication controls, and structured logging for customer-hosted and SaaS deployments, improving supportability across varied enterprise environments.</w:t>
+      </w:r>
+    </w:p>
+    <w:p>
+      <w:pPr>
+        <w:keepLines/>
+        <w:spacing w:after="25" w:line="245" w:lineRule="auto"/>
+        <w:ind w:left="230" w:hanging="187"/>
+      </w:pPr>
+      <w:r>
+        <w:rPr>
+          <w:rFonts w:ascii="Liberation Sans" w:hAnsi="Liberation Sans" w:eastAsia="Liberation Sans" w:cs="Liberation Sans"/>
+          <w:b/>
+          <w:color w:val="2B2B2B"/>
+          <w:sz w:val="16"/>
+        </w:rPr>
+        <w:t xml:space="preserve">• </w:t>
+      </w:r>
+      <w:r>
+        <w:rPr>
+          <w:rFonts w:ascii="Liberation Sans" w:hAnsi="Liberation Sans" w:eastAsia="Liberation Sans" w:cs="Liberation Sans"/>
+          <w:b w:val="0"/>
+          <w:color w:val="2B2B2B"/>
+          <w:sz w:val="16"/>
+        </w:rPr>
+        <w:t>Worked closely with product specialists, support engineers, and customer developers to reproduce difficult interoperability defects, review code, document behavior, and deliver fixes with clear upgrade guidance.</w:t>
+      </w:r>
+    </w:p>
+    <w:p>
+      <w:pPr>
+        <w:keepNext/>
+        <w:spacing w:before="50" w:after="10"/>
+      </w:pPr>
+      <w:r>
+        <w:rPr>
+          <w:rFonts w:ascii="Liberation Sans" w:hAnsi="Liberation Sans" w:eastAsia="Liberation Sans" w:cs="Liberation Sans"/>
+          <w:b w:val="0"/>
+          <w:color w:val="676767"/>
+          <w:sz w:val="18"/>
+        </w:rPr>
+        <w:t>Mediacube | Jun 2015 - Jan 2016 | Knoxville, TN</w:t>
+      </w:r>
+    </w:p>
+    <w:p>
+      <w:pPr>
+        <w:keepNext/>
+        <w:spacing w:after="32"/>
+      </w:pPr>
+      <w:r>
+        <w:rPr>
+          <w:rFonts w:ascii="Liberation Sans" w:hAnsi="Liberation Sans" w:eastAsia="Liberation Sans" w:cs="Liberation Sans"/>
+          <w:b/>
+          <w:color w:val="2B2B2B"/>
+          <w:sz w:val="19"/>
+        </w:rPr>
+        <w:t>Junior Software Engineer</w:t>
+      </w:r>
+    </w:p>
+    <w:p>
+      <w:pPr>
+        <w:keepLines/>
+        <w:spacing w:after="25" w:line="245" w:lineRule="auto"/>
+        <w:ind w:left="230" w:hanging="187"/>
+      </w:pPr>
+      <w:r>
+        <w:rPr>
+          <w:rFonts w:ascii="Liberation Sans" w:hAnsi="Liberation Sans" w:eastAsia="Liberation Sans" w:cs="Liberation Sans"/>
+          <w:b/>
+          <w:color w:val="2B2B2B"/>
+          <w:sz w:val="16"/>
+        </w:rPr>
+        <w:t xml:space="preserve">• </w:t>
+      </w:r>
+      <w:r>
+        <w:rPr>
+          <w:rFonts w:ascii="Liberation Sans" w:hAnsi="Liberation Sans" w:eastAsia="Liberation Sans" w:cs="Liberation Sans"/>
+          <w:b w:val="0"/>
+          <w:color w:val="2B2B2B"/>
+          <w:sz w:val="16"/>
+        </w:rPr>
+        <w:t xml:space="preserve">Implemented features for </w:t>
+      </w:r>
+      <w:r>
+        <w:rPr>
+          <w:rFonts w:ascii="Liberation Sans" w:hAnsi="Liberation Sans" w:eastAsia="Liberation Sans" w:cs="Liberation Sans"/>
+          <w:b/>
+          <w:color w:val="2B2B2B"/>
+          <w:sz w:val="16"/>
+        </w:rPr>
+        <w:t>lightweight creator and campaign experiences connected to media reporting services</w:t>
+      </w:r>
+      <w:r>
+        <w:rPr>
+          <w:rFonts w:ascii="Liberation Sans" w:hAnsi="Liberation Sans" w:eastAsia="Liberation Sans" w:cs="Liberation Sans"/>
+          <w:b w:val="0"/>
+          <w:color w:val="2B2B2B"/>
+          <w:sz w:val="16"/>
+        </w:rPr>
+        <w:t xml:space="preserve"> using </w:t>
+      </w:r>
+      <w:r>
+        <w:rPr>
+          <w:rFonts w:ascii="Liberation Sans" w:hAnsi="Liberation Sans" w:eastAsia="Liberation Sans" w:cs="Liberation Sans"/>
+          <w:b/>
+          <w:color w:val="2B2B2B"/>
+          <w:sz w:val="16"/>
+        </w:rPr>
+        <w:t>Cordova and native mobile components before Flutter existed</w:t>
+      </w:r>
+      <w:r>
+        <w:rPr>
+          <w:rFonts w:ascii="Liberation Sans" w:hAnsi="Liberation Sans" w:eastAsia="Liberation Sans" w:cs="Liberation Sans"/>
+          <w:b w:val="0"/>
+          <w:color w:val="2B2B2B"/>
+          <w:sz w:val="16"/>
+        </w:rPr>
+        <w:t>, converting product requirements into maintainable application code, SQL changes, background jobs, and user-facing workflows under senior engineering guidance.</w:t>
+      </w:r>
+    </w:p>
+    <w:p>
+      <w:pPr>
+        <w:keepLines/>
+        <w:spacing w:after="25" w:line="245" w:lineRule="auto"/>
+        <w:ind w:left="230" w:hanging="187"/>
+      </w:pPr>
+      <w:r>
+        <w:rPr>
+          <w:rFonts w:ascii="Liberation Sans" w:hAnsi="Liberation Sans" w:eastAsia="Liberation Sans" w:cs="Liberation Sans"/>
+          <w:b/>
+          <w:color w:val="2B2B2B"/>
+          <w:sz w:val="16"/>
+        </w:rPr>
+        <w:t xml:space="preserve">• </w:t>
+      </w:r>
+      <w:r>
+        <w:rPr>
+          <w:rFonts w:ascii="Liberation Sans" w:hAnsi="Liberation Sans" w:eastAsia="Liberation Sans" w:cs="Liberation Sans"/>
+          <w:b w:val="0"/>
+          <w:color w:val="2B2B2B"/>
+          <w:sz w:val="16"/>
+        </w:rPr>
+        <w:t>Fixed defects involving duplicate campaign records, failed media uploads, incorrect time-zone calculations, inconsistent totals, and slow reporting queries, adding validation, indexes, transaction boundaries, and actionable logging.</w:t>
+      </w:r>
+    </w:p>
+    <w:p>
+      <w:pPr>
+        <w:keepLines/>
+        <w:spacing w:after="25" w:line="245" w:lineRule="auto"/>
+        <w:ind w:left="230" w:hanging="187"/>
+      </w:pPr>
+      <w:r>
+        <w:rPr>
+          <w:rFonts w:ascii="Liberation Sans" w:hAnsi="Liberation Sans" w:eastAsia="Liberation Sans" w:cs="Liberation Sans"/>
+          <w:b/>
+          <w:color w:val="2B2B2B"/>
+          <w:sz w:val="16"/>
+        </w:rPr>
+        <w:t xml:space="preserve">• </w:t>
+      </w:r>
+      <w:r>
+        <w:rPr>
+          <w:rFonts w:ascii="Liberation Sans" w:hAnsi="Liberation Sans" w:eastAsia="Liberation Sans" w:cs="Liberation Sans"/>
+          <w:b w:val="0"/>
+          <w:color w:val="2B2B2B"/>
+          <w:sz w:val="16"/>
+        </w:rPr>
+        <w:t>Created and consumed REST endpoints, integrated third-party media and reporting services, and added retry and error-handling behavior for unreliable external responses and scheduled processing jobs.</w:t>
+      </w:r>
+    </w:p>
+    <w:p>
+      <w:pPr>
+        <w:keepLines/>
+        <w:spacing w:after="25" w:line="245" w:lineRule="auto"/>
+        <w:ind w:left="230" w:hanging="187"/>
+      </w:pPr>
+      <w:r>
+        <w:rPr>
+          <w:rFonts w:ascii="Liberation Sans" w:hAnsi="Liberation Sans" w:eastAsia="Liberation Sans" w:cs="Liberation Sans"/>
+          <w:b/>
+          <w:color w:val="2B2B2B"/>
+          <w:sz w:val="16"/>
+        </w:rPr>
+        <w:t xml:space="preserve">• </w:t>
+      </w:r>
+      <w:r>
+        <w:rPr>
+          <w:rFonts w:ascii="Liberation Sans" w:hAnsi="Liberation Sans" w:eastAsia="Liberation Sans" w:cs="Liberation Sans"/>
+          <w:b w:val="0"/>
+          <w:color w:val="2B2B2B"/>
+          <w:sz w:val="16"/>
+        </w:rPr>
+        <w:t>Expanded unit and integration checks, participated in code reviews, documented deployment steps, and supported Linux-based production releases while learning disciplined debugging and change-management practices.</w:t>
+      </w:r>
+    </w:p>
+    <w:p>
+      <w:pPr>
+        <w:keepLines/>
+        <w:spacing w:after="25" w:line="245" w:lineRule="auto"/>
+        <w:ind w:left="230" w:hanging="187"/>
+      </w:pPr>
+      <w:r>
+        <w:rPr>
+          <w:rFonts w:ascii="Liberation Sans" w:hAnsi="Liberation Sans" w:eastAsia="Liberation Sans" w:cs="Liberation Sans"/>
+          <w:b/>
+          <w:color w:val="2B2B2B"/>
+          <w:sz w:val="16"/>
+        </w:rPr>
+        <w:t xml:space="preserve">• </w:t>
+      </w:r>
+      <w:r>
+        <w:rPr>
+          <w:rFonts w:ascii="Liberation Sans" w:hAnsi="Liberation Sans" w:eastAsia="Liberation Sans" w:cs="Liberation Sans"/>
+          <w:b w:val="0"/>
+          <w:color w:val="2B2B2B"/>
+          <w:sz w:val="16"/>
+        </w:rPr>
+        <w:t>Collaborated with designers, account teams, and experienced engineers to break work into testable increments, clarify edge cases, and deliver digital-media features without disrupting existing customer reporting.</w:t>
+      </w:r>
+    </w:p>
+    <w:p>
+      <w:pPr>
+        <w:keepNext/>
+        <w:spacing w:before="140" w:after="60"/>
+        <w:pBdr>
+          <w:top w:val="single" w:sz="6" w:space="7" w:color="676767"/>
+        </w:pBdr>
+      </w:pPr>
+      <w:r>
+        <w:rPr>
+          <w:rFonts w:ascii="Liberation Sans" w:hAnsi="Liberation Sans" w:eastAsia="Liberation Sans" w:cs="Liberation Sans"/>
+          <w:b/>
+          <w:color w:val="2B2B2B"/>
+          <w:sz w:val="23"/>
+          <w:spacing w:val="18"/>
+        </w:rPr>
+        <w:t>SELECTED PROJECTS</w:t>
+      </w:r>
+    </w:p>
+    <w:p>
+      <w:pPr>
+        <w:keepNext/>
+        <w:spacing w:before="60" w:after="20"/>
+      </w:pPr>
+      <w:r>
+        <w:rPr>
+          <w:rFonts w:ascii="Liberation Sans" w:hAnsi="Liberation Sans" w:eastAsia="Liberation Sans" w:cs="Liberation Sans"/>
+          <w:b/>
+          <w:color w:val="2B2B2B"/>
+          <w:sz w:val="19"/>
+        </w:rPr>
+        <w:t>Secure Offline Mobile Workflow Platform</w:t>
+      </w:r>
+    </w:p>
+    <w:p>
+      <w:pPr>
+        <w:keepLines/>
+        <w:spacing w:after="34" w:line="250" w:lineRule="auto"/>
+      </w:pPr>
+      <w:r>
+        <w:rPr>
+          <w:rFonts w:ascii="Liberation Sans" w:hAnsi="Liberation Sans" w:eastAsia="Liberation Sans" w:cs="Liberation Sans"/>
+          <w:b w:val="0"/>
+          <w:color w:val="2B2B2B"/>
+          <w:sz w:val="16"/>
+        </w:rPr>
+        <w:t xml:space="preserve">Created a reference mobile solution with </w:t>
+      </w:r>
+      <w:r>
+        <w:rPr>
+          <w:rFonts w:ascii="Liberation Sans" w:hAnsi="Liberation Sans" w:eastAsia="Liberation Sans" w:cs="Liberation Sans"/>
+          <w:b/>
+          <w:color w:val="2B2B2B"/>
           <w:sz w:val="16"/>
         </w:rPr>
         <w:t>Flutter and Dart</w:t>
       </w:r>
       <w:r>
         <w:rPr>
-          <w:rFonts w:ascii="Arimo" w:hAnsi="Arimo" w:eastAsia="Arimo"/>
+          <w:rFonts w:ascii="Liberation Sans" w:hAnsi="Liberation Sans" w:eastAsia="Liberation Sans" w:cs="Liberation Sans"/>
           <w:b w:val="0"/>
-          <w:color w:val="2C2C2C"/>
+          <w:color w:val="2B2B2B"/>
           <w:sz w:val="16"/>
         </w:rPr>
-        <w:t xml:space="preserve"> with </w:t>
-      </w:r>
-      <w:r>
-        <w:rPr>
-          <w:rFonts w:ascii="Arimo" w:hAnsi="Arimo" w:eastAsia="Arimo"/>
-          <w:b/>
-          <w:color w:val="2C2C2C"/>
-          <w:sz w:val="16"/>
-        </w:rPr>
-        <w:t>AWS and Azure</w:t>
-      </w:r>
-      <w:r>
-        <w:rPr>
-          <w:rFonts w:ascii="Arimo" w:hAnsi="Arimo" w:eastAsia="Arimo"/>
-          <w:b w:val="0"/>
-          <w:color w:val="2C2C2C"/>
-          <w:sz w:val="16"/>
-        </w:rPr>
-        <w:t>, supporting multi-tenant workflows for scan submission, policy evaluation, findings review, and remediation tracking.</w:t>
+        <w:t>, encrypted local data, biometric authentication, offline queues, conflict resolution, push notifications, deep links, automated device tests, and controlled release pipelines.</w:t>
       </w:r>
     </w:p>
     <w:p>
       <w:pPr>
-        <w:spacing w:after="14" w:line="230" w:lineRule="auto"/>
-        <w:ind w:left="115" w:hanging="115"/>
-        <w:keepLines/>
+        <w:keepNext/>
+        <w:spacing w:before="60" w:after="20"/>
       </w:pPr>
       <w:r>
         <w:rPr>
-          <w:rFonts w:ascii="Arimo" w:hAnsi="Arimo" w:eastAsia="Arimo"/>
-          <w:b w:val="0"/>
-          <w:color w:val="2C2C2C"/>
-          <w:sz w:val="16"/>
+          <w:rFonts w:ascii="Liberation Sans" w:hAnsi="Liberation Sans" w:eastAsia="Liberation Sans" w:cs="Liberation Sans"/>
+          <w:b/>
+          <w:color w:val="2B2B2B"/>
+          <w:sz w:val="19"/>
         </w:rPr>
-        <w:t>• Upgraded aging modules from period-appropriate foundations to modern supported releases, resolving deprecated APIs, brittle build scripts, and inconsistent behavior without disrupting enterprise customers.</w:t>
+        <w:t>Mobile-to-Cloud Event Platform</w:t>
       </w:r>
     </w:p>
     <w:p>
       <w:pPr>
-        <w:spacing w:after="14" w:line="230" w:lineRule="auto"/>
-        <w:ind w:left="115" w:hanging="115"/>
         <w:keepLines/>
+        <w:spacing w:after="34" w:line="250" w:lineRule="auto"/>
       </w:pPr>
       <w:r>
         <w:rPr>
-          <w:rFonts w:ascii="Arimo" w:hAnsi="Arimo" w:eastAsia="Arimo"/>
+          <w:rFonts w:ascii="Liberation Sans" w:hAnsi="Liberation Sans" w:eastAsia="Liberation Sans" w:cs="Liberation Sans"/>
           <w:b w:val="0"/>
-          <w:color w:val="2C2C2C"/>
+          <w:color w:val="2B2B2B"/>
           <w:sz w:val="16"/>
         </w:rPr>
-        <w:t xml:space="preserve">• Resolved production defects where high-volume scan jobs caused </w:t>
+        <w:t xml:space="preserve">Implemented backend synchronization, idempotent APIs, event streaming, real-time status updates, observability, and infrastructure as code on </w:t>
       </w:r>
       <w:r>
         <w:rPr>
-          <w:rFonts w:ascii="Arimo" w:hAnsi="Arimo" w:eastAsia="Arimo"/>
+          <w:rFonts w:ascii="Liberation Sans" w:hAnsi="Liberation Sans" w:eastAsia="Liberation Sans" w:cs="Liberation Sans"/>
           <w:b/>
-          <w:color w:val="2C2C2C"/>
+          <w:color w:val="2B2B2B"/>
           <w:sz w:val="16"/>
         </w:rPr>
-        <w:t>timeouts, duplicate processing, stale status displays, and database contention</w:t>
+        <w:t>multi-cloud services</w:t>
       </w:r>
       <w:r>
         <w:rPr>
-          <w:rFonts w:ascii="Arimo" w:hAnsi="Arimo" w:eastAsia="Arimo"/>
+          <w:rFonts w:ascii="Liberation Sans" w:hAnsi="Liberation Sans" w:eastAsia="Liberation Sans" w:cs="Liberation Sans"/>
           <w:b w:val="0"/>
-          <w:color w:val="2C2C2C"/>
+          <w:color w:val="2B2B2B"/>
           <w:sz w:val="16"/>
         </w:rPr>
-        <w:t>, adding idempotency, backpressure, and clearer operational telemetry.</w:t>
+        <w:t>, demonstrating reliable recovery from partial connectivity and duplicate events.</w:t>
       </w:r>
     </w:p>
     <w:p>
       <w:pPr>
-        <w:spacing w:after="14" w:line="230" w:lineRule="auto"/>
-        <w:ind w:left="115" w:hanging="115"/>
-        <w:keepLines/>
+        <w:keepNext/>
+        <w:spacing w:before="140" w:after="60"/>
+        <w:pBdr>
+          <w:top w:val="single" w:sz="6" w:space="7" w:color="676767"/>
+        </w:pBdr>
       </w:pPr>
       <w:r>
         <w:rPr>
-          <w:rFonts w:ascii="Arimo" w:hAnsi="Arimo" w:eastAsia="Arimo"/>
-          <w:b w:val="0"/>
-          <w:color w:val="2C2C2C"/>
-          <w:sz w:val="16"/>
-        </w:rPr>
-        <w:t xml:space="preserve">• Designed new policy, notification, search, and role-management features with </w:t>
-      </w:r>
-      <w:r>
-        <w:rPr>
-          <w:rFonts w:ascii="Arimo" w:hAnsi="Arimo" w:eastAsia="Arimo"/>
+          <w:rFonts w:ascii="Liberation Sans" w:hAnsi="Liberation Sans" w:eastAsia="Liberation Sans" w:cs="Liberation Sans"/>
           <w:b/>
-          <w:color w:val="2C2C2C"/>
-          <w:sz w:val="16"/>
-        </w:rPr>
-        <w:t>contract-first APIs and backward-compatible schemas</w:t>
-      </w:r>
-      <w:r>
-        <w:rPr>
-          <w:rFonts w:ascii="Arimo" w:hAnsi="Arimo" w:eastAsia="Arimo"/>
-          <w:b w:val="0"/>
-          <w:color w:val="2C2C2C"/>
-          <w:sz w:val="16"/>
-        </w:rPr>
-        <w:t>, enabling product teams to ship functionality without breaking integrations.</w:t>
-      </w:r>
-    </w:p>
-    <w:p>
-      <w:pPr>
-        <w:spacing w:after="14" w:line="230" w:lineRule="auto"/>
-        <w:ind w:left="115" w:hanging="115"/>
-        <w:keepLines/>
-      </w:pPr>
-      <w:r>
-        <w:rPr>
-          <w:rFonts w:ascii="Arimo" w:hAnsi="Arimo" w:eastAsia="Arimo"/>
-          <w:b w:val="0"/>
-          <w:color w:val="2C2C2C"/>
-          <w:sz w:val="16"/>
-        </w:rPr>
-        <w:t xml:space="preserve">• Refactored shared platform components into </w:t>
-      </w:r>
-      <w:r>
-        <w:rPr>
-          <w:rFonts w:ascii="Arimo" w:hAnsi="Arimo" w:eastAsia="Arimo"/>
-          <w:b/>
-          <w:color w:val="2C2C2C"/>
-          <w:sz w:val="16"/>
-        </w:rPr>
-        <w:t>well-bounded services and reusable modules</w:t>
-      </w:r>
-      <w:r>
-        <w:rPr>
-          <w:rFonts w:ascii="Arimo" w:hAnsi="Arimo" w:eastAsia="Arimo"/>
-          <w:b w:val="0"/>
-          <w:color w:val="2C2C2C"/>
-          <w:sz w:val="16"/>
-        </w:rPr>
-        <w:t>, lowering coupling between scan orchestration, policy calculation, identity, reporting, and customer configuration.</w:t>
-      </w:r>
-    </w:p>
-    <w:p>
-      <w:pPr>
-        <w:spacing w:after="14" w:line="230" w:lineRule="auto"/>
-        <w:ind w:left="115" w:hanging="115"/>
-        <w:keepLines/>
-      </w:pPr>
-      <w:r>
-        <w:rPr>
-          <w:rFonts w:ascii="Arimo" w:hAnsi="Arimo" w:eastAsia="Arimo"/>
-          <w:b w:val="0"/>
-          <w:color w:val="2C2C2C"/>
-          <w:sz w:val="16"/>
-        </w:rPr>
-        <w:t xml:space="preserve">• Expanded automated coverage with </w:t>
-      </w:r>
-      <w:r>
-        <w:rPr>
-          <w:rFonts w:ascii="Arimo" w:hAnsi="Arimo" w:eastAsia="Arimo"/>
-          <w:b/>
-          <w:color w:val="2C2C2C"/>
-          <w:sz w:val="16"/>
-        </w:rPr>
-        <w:t>unit, integration, contract, end-to-end, security, and performance tests</w:t>
-      </w:r>
-      <w:r>
-        <w:rPr>
-          <w:rFonts w:ascii="Arimo" w:hAnsi="Arimo" w:eastAsia="Arimo"/>
-          <w:b w:val="0"/>
-          <w:color w:val="2C2C2C"/>
-          <w:sz w:val="16"/>
-        </w:rPr>
-        <w:t>, catching release regressions that previously appeared only in large customer environments.</w:t>
-      </w:r>
-    </w:p>
-    <w:p>
-      <w:pPr>
-        <w:spacing w:after="14" w:line="230" w:lineRule="auto"/>
-        <w:ind w:left="115" w:hanging="115"/>
-        <w:keepLines/>
-      </w:pPr>
-      <w:r>
-        <w:rPr>
-          <w:rFonts w:ascii="Arimo" w:hAnsi="Arimo" w:eastAsia="Arimo"/>
-          <w:b w:val="0"/>
-          <w:color w:val="2C2C2C"/>
-          <w:sz w:val="16"/>
-        </w:rPr>
-        <w:t>• Partnered with product, security research, support, and SRE teams to triage critical incidents, communicate impact, validate fixes, and convert recurring failure patterns into backlog improvements.</w:t>
-      </w:r>
-    </w:p>
-    <w:p>
-      <w:pPr>
-        <w:spacing w:after="14" w:line="230" w:lineRule="auto"/>
-        <w:ind w:left="115" w:hanging="115"/>
-        <w:keepLines/>
-      </w:pPr>
-      <w:r>
-        <w:rPr>
-          <w:rFonts w:ascii="Arimo" w:hAnsi="Arimo" w:eastAsia="Arimo"/>
-          <w:b w:val="0"/>
-          <w:color w:val="2C2C2C"/>
-          <w:sz w:val="16"/>
-        </w:rPr>
-        <w:t xml:space="preserve">• Reduced customer-visible scan workflow failures by </w:t>
-      </w:r>
-      <w:r>
-        <w:rPr>
-          <w:rFonts w:ascii="Arimo" w:hAnsi="Arimo" w:eastAsia="Arimo"/>
-          <w:b/>
-          <w:color w:val="2C2C2C"/>
-          <w:sz w:val="16"/>
-        </w:rPr>
-        <w:t>38%</w:t>
-      </w:r>
-      <w:r>
-        <w:rPr>
-          <w:rFonts w:ascii="Arimo" w:hAnsi="Arimo" w:eastAsia="Arimo"/>
-          <w:b w:val="0"/>
-          <w:color w:val="2C2C2C"/>
-          <w:sz w:val="16"/>
-        </w:rPr>
-        <w:t xml:space="preserve"> after improving retry policy, queue observability, validation, and failure recovery, while maintaining secure handling of sensitive analysis data.</w:t>
-      </w:r>
-    </w:p>
-    <w:p>
-      <w:pPr>
-        <w:spacing w:before="80" w:after="0"/>
-        <w:keepLines/>
-        <w:keepNext/>
-      </w:pPr>
-      <w:r>
-        <w:rPr>
-          <w:rFonts w:ascii="Arimo" w:hAnsi="Arimo"/>
-          <w:b/>
-          <w:color w:val="242424"/>
-          <w:sz w:val="19"/>
-        </w:rPr>
-        <w:t>Asurion</w:t>
-      </w:r>
-      <w:r>
-        <w:rPr>
-          <w:rFonts w:ascii="Arimo" w:hAnsi="Arimo"/>
-          <w:color w:val="646464"/>
-          <w:sz w:val="16"/>
-        </w:rPr>
-        <w:t xml:space="preserve">  |  Nashville, TN</w:t>
-      </w:r>
-    </w:p>
-    <w:p>
-      <w:pPr>
-        <w:spacing w:after="20"/>
-        <w:keepLines/>
-        <w:keepNext/>
-      </w:pPr>
-      <w:r>
-        <w:rPr>
-          <w:rFonts w:ascii="Arimo" w:hAnsi="Arimo"/>
-          <w:b/>
-          <w:color w:val="2D2D2D"/>
-          <w:sz w:val="17"/>
-        </w:rPr>
-        <w:t>Senior Software Engineer</w:t>
-      </w:r>
-      <w:r>
-        <w:rPr>
-          <w:rFonts w:ascii="Arimo" w:hAnsi="Arimo"/>
-          <w:color w:val="5F5F5F"/>
-          <w:sz w:val="16"/>
-        </w:rPr>
-        <w:t xml:space="preserve">  |  May 2018 - June 2021</w:t>
-      </w:r>
-    </w:p>
-    <w:p>
-      <w:pPr>
-        <w:spacing w:after="14" w:line="230" w:lineRule="auto"/>
-        <w:ind w:left="115" w:hanging="115"/>
-        <w:keepLines/>
-      </w:pPr>
-      <w:r>
-        <w:rPr>
-          <w:rFonts w:ascii="Arimo" w:hAnsi="Arimo" w:eastAsia="Arimo"/>
-          <w:b w:val="0"/>
-          <w:color w:val="2C2C2C"/>
-          <w:sz w:val="16"/>
-        </w:rPr>
-        <w:t xml:space="preserve">• Developed customer and agent experiences with </w:t>
-      </w:r>
-      <w:r>
-        <w:rPr>
-          <w:rFonts w:ascii="Arimo" w:hAnsi="Arimo" w:eastAsia="Arimo"/>
-          <w:b/>
-          <w:color w:val="2C2C2C"/>
-          <w:sz w:val="16"/>
-        </w:rPr>
-        <w:t>Flutter and Dart</w:t>
-      </w:r>
-      <w:r>
-        <w:rPr>
-          <w:rFonts w:ascii="Arimo" w:hAnsi="Arimo" w:eastAsia="Arimo"/>
-          <w:b w:val="0"/>
-          <w:color w:val="2C2C2C"/>
-          <w:sz w:val="16"/>
-        </w:rPr>
-        <w:t xml:space="preserve"> for device protection, enrollment, claims, replacement logistics, and support workflows operating across web, mobile, and service channels.</w:t>
-      </w:r>
-    </w:p>
-    <w:p>
-      <w:pPr>
-        <w:spacing w:after="14" w:line="230" w:lineRule="auto"/>
-        <w:ind w:left="115" w:hanging="115"/>
-        <w:keepLines/>
-      </w:pPr>
-      <w:r>
-        <w:rPr>
-          <w:rFonts w:ascii="Arimo" w:hAnsi="Arimo" w:eastAsia="Arimo"/>
-          <w:b w:val="0"/>
-          <w:color w:val="2C2C2C"/>
-          <w:sz w:val="16"/>
-        </w:rPr>
-        <w:t>• Modernized period-appropriate legacy components and services, separating presentation, business rules, and integrations so teams could release features without rebuilding the entire claims application.</w:t>
-      </w:r>
-    </w:p>
-    <w:p>
-      <w:pPr>
-        <w:spacing w:after="14" w:line="230" w:lineRule="auto"/>
-        <w:ind w:left="115" w:hanging="115"/>
-        <w:keepLines/>
-      </w:pPr>
-      <w:r>
-        <w:rPr>
-          <w:rFonts w:ascii="Arimo" w:hAnsi="Arimo" w:eastAsia="Arimo"/>
-          <w:b w:val="0"/>
-          <w:color w:val="2C2C2C"/>
-          <w:sz w:val="16"/>
-        </w:rPr>
-        <w:t xml:space="preserve">• Investigated incidents involving </w:t>
-      </w:r>
-      <w:r>
-        <w:rPr>
-          <w:rFonts w:ascii="Arimo" w:hAnsi="Arimo" w:eastAsia="Arimo"/>
-          <w:b/>
-          <w:color w:val="2C2C2C"/>
-          <w:sz w:val="16"/>
-        </w:rPr>
-        <w:t>payment retries, inventory mismatches, slow eligibility checks, session loss, and third-party carrier errors</w:t>
-      </w:r>
-      <w:r>
-        <w:rPr>
-          <w:rFonts w:ascii="Arimo" w:hAnsi="Arimo" w:eastAsia="Arimo"/>
-          <w:b w:val="0"/>
-          <w:color w:val="2C2C2C"/>
-          <w:sz w:val="16"/>
-        </w:rPr>
-        <w:t>, adding resilient fallbacks and actionable monitoring.</w:t>
-      </w:r>
-    </w:p>
-    <w:p>
-      <w:pPr>
-        <w:spacing w:after="14" w:line="230" w:lineRule="auto"/>
-        <w:ind w:left="115" w:hanging="115"/>
-        <w:keepLines/>
-      </w:pPr>
-      <w:r>
-        <w:rPr>
-          <w:rFonts w:ascii="Arimo" w:hAnsi="Arimo" w:eastAsia="Arimo"/>
-          <w:b w:val="0"/>
-          <w:color w:val="2C2C2C"/>
-          <w:sz w:val="16"/>
-        </w:rPr>
-        <w:t xml:space="preserve">• Implemented new claims status, appointment, notification, and self-service features using </w:t>
-      </w:r>
-      <w:r>
-        <w:rPr>
-          <w:rFonts w:ascii="Arimo" w:hAnsi="Arimo" w:eastAsia="Arimo"/>
-          <w:b/>
-          <w:color w:val="2C2C2C"/>
-          <w:sz w:val="16"/>
-        </w:rPr>
-        <w:t>secure APIs, asynchronous events, and tested user journeys</w:t>
-      </w:r>
-      <w:r>
-        <w:rPr>
-          <w:rFonts w:ascii="Arimo" w:hAnsi="Arimo" w:eastAsia="Arimo"/>
-          <w:b w:val="0"/>
-          <w:color w:val="2C2C2C"/>
-          <w:sz w:val="16"/>
-        </w:rPr>
-        <w:t>, improving transparency for customers and support teams.</w:t>
-      </w:r>
-    </w:p>
-    <w:p>
-      <w:pPr>
-        <w:spacing w:after="14" w:line="230" w:lineRule="auto"/>
-        <w:ind w:left="115" w:hanging="115"/>
-        <w:keepLines/>
-      </w:pPr>
-      <w:r>
-        <w:rPr>
-          <w:rFonts w:ascii="Arimo" w:hAnsi="Arimo" w:eastAsia="Arimo"/>
-          <w:b w:val="0"/>
-          <w:color w:val="2C2C2C"/>
-          <w:sz w:val="16"/>
-        </w:rPr>
-        <w:t xml:space="preserve">• Improved data consistency through </w:t>
-      </w:r>
-      <w:r>
-        <w:rPr>
-          <w:rFonts w:ascii="Arimo" w:hAnsi="Arimo" w:eastAsia="Arimo"/>
-          <w:b/>
-          <w:color w:val="2C2C2C"/>
-          <w:sz w:val="16"/>
-        </w:rPr>
-        <w:t>idempotent commands, optimistic concurrency, reconciliation jobs, and schema constraints</w:t>
-      </w:r>
-      <w:r>
-        <w:rPr>
-          <w:rFonts w:ascii="Arimo" w:hAnsi="Arimo" w:eastAsia="Arimo"/>
-          <w:b w:val="0"/>
-          <w:color w:val="2C2C2C"/>
-          <w:sz w:val="16"/>
-        </w:rPr>
-        <w:t>, preventing duplicate replacements and incorrect workflow transitions.</w:t>
-      </w:r>
-    </w:p>
-    <w:p>
-      <w:pPr>
-        <w:spacing w:after="14" w:line="230" w:lineRule="auto"/>
-        <w:ind w:left="115" w:hanging="115"/>
-        <w:keepLines/>
-      </w:pPr>
-      <w:r>
-        <w:rPr>
-          <w:rFonts w:ascii="Arimo" w:hAnsi="Arimo" w:eastAsia="Arimo"/>
-          <w:b w:val="0"/>
-          <w:color w:val="2C2C2C"/>
-          <w:sz w:val="16"/>
-        </w:rPr>
-        <w:t>• Collaborated with QA, operations, product, and vendor teams during staged releases, using feature toggles and production validation to limit risk across high-traffic customer journeys.</w:t>
-      </w:r>
-    </w:p>
-    <w:p>
-      <w:pPr>
-        <w:spacing w:after="14" w:line="230" w:lineRule="auto"/>
-        <w:ind w:left="115" w:hanging="115"/>
-        <w:keepLines/>
-      </w:pPr>
-      <w:r>
-        <w:rPr>
-          <w:rFonts w:ascii="Arimo" w:hAnsi="Arimo" w:eastAsia="Arimo"/>
-          <w:b w:val="0"/>
-          <w:color w:val="2C2C2C"/>
-          <w:sz w:val="16"/>
-        </w:rPr>
-        <w:t xml:space="preserve">• Cut average claim-processing latency by </w:t>
-      </w:r>
-      <w:r>
-        <w:rPr>
-          <w:rFonts w:ascii="Arimo" w:hAnsi="Arimo" w:eastAsia="Arimo"/>
-          <w:b/>
-          <w:color w:val="2C2C2C"/>
-          <w:sz w:val="16"/>
-        </w:rPr>
-        <w:t>27%</w:t>
-      </w:r>
-      <w:r>
-        <w:rPr>
-          <w:rFonts w:ascii="Arimo" w:hAnsi="Arimo" w:eastAsia="Arimo"/>
-          <w:b w:val="0"/>
-          <w:color w:val="2C2C2C"/>
-          <w:sz w:val="16"/>
-        </w:rPr>
-        <w:t xml:space="preserve"> through query optimization, response caching, parallel integration calls, and removal of redundant client requests during peak device-launch periods.</w:t>
-      </w:r>
-    </w:p>
-    <w:p>
-      <w:pPr>
-        <w:spacing w:before="80" w:after="0"/>
-        <w:keepLines/>
-        <w:keepNext/>
-      </w:pPr>
-      <w:r>
-        <w:rPr>
-          <w:rFonts w:ascii="Arimo" w:hAnsi="Arimo"/>
-          <w:b/>
-          <w:color w:val="242424"/>
-          <w:sz w:val="19"/>
-        </w:rPr>
-        <w:t>Rustici Software</w:t>
-      </w:r>
-      <w:r>
-        <w:rPr>
-          <w:rFonts w:ascii="Arimo" w:hAnsi="Arimo"/>
-          <w:color w:val="646464"/>
-          <w:sz w:val="16"/>
-        </w:rPr>
-        <w:t xml:space="preserve">  |  Nashville, TN</w:t>
-      </w:r>
-    </w:p>
-    <w:p>
-      <w:pPr>
-        <w:spacing w:after="20"/>
-        <w:keepLines/>
-        <w:keepNext/>
-      </w:pPr>
-      <w:r>
-        <w:rPr>
-          <w:rFonts w:ascii="Arimo" w:hAnsi="Arimo"/>
-          <w:b/>
-          <w:color w:val="2D2D2D"/>
-          <w:sz w:val="17"/>
-        </w:rPr>
-        <w:t>Software Engineer</w:t>
-      </w:r>
-      <w:r>
-        <w:rPr>
-          <w:rFonts w:ascii="Arimo" w:hAnsi="Arimo"/>
-          <w:color w:val="5F5F5F"/>
-          <w:sz w:val="16"/>
-        </w:rPr>
-        <w:t xml:space="preserve">  |  February 2016 - March 2018</w:t>
-      </w:r>
-    </w:p>
-    <w:p>
-      <w:pPr>
-        <w:spacing w:after="14" w:line="230" w:lineRule="auto"/>
-        <w:ind w:left="115" w:hanging="115"/>
-        <w:keepLines/>
-      </w:pPr>
-      <w:r>
-        <w:rPr>
-          <w:rFonts w:ascii="Arimo" w:hAnsi="Arimo" w:eastAsia="Arimo"/>
-          <w:b w:val="0"/>
-          <w:color w:val="2C2C2C"/>
-          <w:sz w:val="16"/>
-        </w:rPr>
-        <w:t xml:space="preserve">• Built learning-technology capabilities around </w:t>
-      </w:r>
-      <w:r>
-        <w:rPr>
-          <w:rFonts w:ascii="Arimo" w:hAnsi="Arimo" w:eastAsia="Arimo"/>
-          <w:b/>
-          <w:color w:val="2C2C2C"/>
-          <w:sz w:val="16"/>
-        </w:rPr>
-        <w:t>SCORM, xAPI, course launch, learner state, and reporting</w:t>
-      </w:r>
-      <w:r>
-        <w:rPr>
-          <w:rFonts w:ascii="Arimo" w:hAnsi="Arimo" w:eastAsia="Arimo"/>
-          <w:b w:val="0"/>
-          <w:color w:val="2C2C2C"/>
-          <w:sz w:val="16"/>
-        </w:rPr>
-        <w:t>, using period-appropriate web and service technologies with careful interoperability testing.</w:t>
-      </w:r>
-    </w:p>
-    <w:p>
-      <w:pPr>
-        <w:spacing w:after="14" w:line="230" w:lineRule="auto"/>
-        <w:ind w:left="115" w:hanging="115"/>
-        <w:keepLines/>
-      </w:pPr>
-      <w:r>
-        <w:rPr>
-          <w:rFonts w:ascii="Arimo" w:hAnsi="Arimo" w:eastAsia="Arimo"/>
-          <w:b w:val="0"/>
-          <w:color w:val="2C2C2C"/>
-          <w:sz w:val="16"/>
-        </w:rPr>
-        <w:t>• Debugged cross-browser launch failures, malformed content packages, inconsistent completion rules, and customer-specific integration errors by tracing communication across players, APIs, and learning systems.</w:t>
-      </w:r>
-    </w:p>
-    <w:p>
-      <w:pPr>
-        <w:spacing w:after="14" w:line="230" w:lineRule="auto"/>
-        <w:ind w:left="115" w:hanging="115"/>
-        <w:keepLines/>
-      </w:pPr>
-      <w:r>
-        <w:rPr>
-          <w:rFonts w:ascii="Arimo" w:hAnsi="Arimo" w:eastAsia="Arimo"/>
-          <w:b w:val="0"/>
-          <w:color w:val="2C2C2C"/>
-          <w:sz w:val="16"/>
-        </w:rPr>
-        <w:t>• Developed new administration, analytics, import, and content-validation features while maintaining compatibility with older browsers, established learning standards, and customer-hosted environments.</w:t>
-      </w:r>
-    </w:p>
-    <w:p>
-      <w:pPr>
-        <w:spacing w:after="14" w:line="230" w:lineRule="auto"/>
-        <w:ind w:left="115" w:hanging="115"/>
-        <w:keepLines/>
-      </w:pPr>
-      <w:r>
-        <w:rPr>
-          <w:rFonts w:ascii="Arimo" w:hAnsi="Arimo" w:eastAsia="Arimo"/>
-          <w:b w:val="0"/>
-          <w:color w:val="2C2C2C"/>
-          <w:sz w:val="16"/>
-        </w:rPr>
-        <w:t>• Improved maintainability by extracting shared parsing, validation, and persistence logic into tested modules, reducing duplicated behavior across content launch and reporting workflows.</w:t>
-      </w:r>
-    </w:p>
-    <w:p>
-      <w:pPr>
-        <w:spacing w:after="14" w:line="230" w:lineRule="auto"/>
-        <w:ind w:left="115" w:hanging="115"/>
-        <w:keepLines/>
-      </w:pPr>
-      <w:r>
-        <w:rPr>
-          <w:rFonts w:ascii="Arimo" w:hAnsi="Arimo" w:eastAsia="Arimo"/>
-          <w:b w:val="0"/>
-          <w:color w:val="2C2C2C"/>
-          <w:sz w:val="16"/>
-        </w:rPr>
-        <w:t>• Supported releases with automated tests, deployment checklists, customer issue reproduction, and post-release monitoring, helping the team resolve production defects with clear technical evidence.</w:t>
-      </w:r>
-    </w:p>
-    <w:p>
-      <w:pPr>
-        <w:spacing w:after="14" w:line="230" w:lineRule="auto"/>
-        <w:ind w:left="115" w:hanging="115"/>
-        <w:keepLines/>
-      </w:pPr>
-      <w:r>
-        <w:rPr>
-          <w:rFonts w:ascii="Arimo" w:hAnsi="Arimo" w:eastAsia="Arimo"/>
-          <w:b w:val="0"/>
-          <w:color w:val="2C2C2C"/>
-          <w:sz w:val="16"/>
-        </w:rPr>
-        <w:t>• Collaborated directly with product and customer-facing teams to explain standards behavior, estimate complex integration work, and shape practical fixes for ambiguous vendor implementations.</w:t>
-      </w:r>
-    </w:p>
-    <w:p>
-      <w:pPr>
-        <w:spacing w:before="80" w:after="0"/>
-        <w:keepLines/>
-        <w:keepNext/>
-      </w:pPr>
-      <w:r>
-        <w:rPr>
-          <w:rFonts w:ascii="Arimo" w:hAnsi="Arimo"/>
-          <w:b/>
-          <w:color w:val="242424"/>
-          <w:sz w:val="19"/>
-        </w:rPr>
-        <w:t>Mediacube</w:t>
-      </w:r>
-      <w:r>
-        <w:rPr>
-          <w:rFonts w:ascii="Arimo" w:hAnsi="Arimo"/>
-          <w:color w:val="646464"/>
-          <w:sz w:val="16"/>
-        </w:rPr>
-        <w:t xml:space="preserve">  |  Knoxville, TN</w:t>
-      </w:r>
-    </w:p>
-    <w:p>
-      <w:pPr>
-        <w:spacing w:after="20"/>
-        <w:keepLines/>
-        <w:keepNext/>
-      </w:pPr>
-      <w:r>
-        <w:rPr>
-          <w:rFonts w:ascii="Arimo" w:hAnsi="Arimo"/>
-          <w:b/>
-          <w:color w:val="2D2D2D"/>
-          <w:sz w:val="17"/>
-        </w:rPr>
-        <w:t>Junior Software Engineer</w:t>
-      </w:r>
-      <w:r>
-        <w:rPr>
-          <w:rFonts w:ascii="Arimo" w:hAnsi="Arimo"/>
-          <w:color w:val="5F5F5F"/>
-          <w:sz w:val="16"/>
-        </w:rPr>
-        <w:t xml:space="preserve">  |  June 2015 - January 2016</w:t>
-      </w:r>
-    </w:p>
-    <w:p>
-      <w:pPr>
-        <w:spacing w:after="14" w:line="230" w:lineRule="auto"/>
-        <w:ind w:left="115" w:hanging="115"/>
-        <w:keepLines/>
-      </w:pPr>
-      <w:r>
-        <w:rPr>
-          <w:rFonts w:ascii="Arimo" w:hAnsi="Arimo" w:eastAsia="Arimo"/>
-          <w:b w:val="0"/>
-          <w:color w:val="2C2C2C"/>
-          <w:sz w:val="16"/>
-        </w:rPr>
-        <w:t>• Implemented early-career features for digital-media dashboards, creator reporting, metadata management, and operational tools using period-appropriate web technologies and relational databases.</w:t>
-      </w:r>
-    </w:p>
-    <w:p>
-      <w:pPr>
-        <w:spacing w:after="14" w:line="230" w:lineRule="auto"/>
-        <w:ind w:left="115" w:hanging="115"/>
-        <w:keepLines/>
-      </w:pPr>
-      <w:r>
-        <w:rPr>
-          <w:rFonts w:ascii="Arimo" w:hAnsi="Arimo" w:eastAsia="Arimo"/>
-          <w:b w:val="0"/>
-          <w:color w:val="2C2C2C"/>
-          <w:sz w:val="16"/>
-        </w:rPr>
-        <w:t>• Fixed defects involving incorrect revenue totals, failed media imports, inconsistent date handling, and slow administrative searches by reproducing data conditions and adding targeted tests.</w:t>
-      </w:r>
-    </w:p>
-    <w:p>
-      <w:pPr>
-        <w:spacing w:after="14" w:line="230" w:lineRule="auto"/>
-        <w:ind w:left="115" w:hanging="115"/>
-        <w:keepLines/>
-      </w:pPr>
-      <w:r>
-        <w:rPr>
-          <w:rFonts w:ascii="Arimo" w:hAnsi="Arimo" w:eastAsia="Arimo"/>
-          <w:b w:val="0"/>
-          <w:color w:val="2C2C2C"/>
-          <w:sz w:val="16"/>
-        </w:rPr>
-        <w:t>• Created reusable UI and service components for account management, reporting filters, exports, and content status workflows, improving consistency across rapidly evolving product areas.</w:t>
-      </w:r>
-    </w:p>
-    <w:p>
-      <w:pPr>
-        <w:spacing w:after="14" w:line="230" w:lineRule="auto"/>
-        <w:ind w:left="115" w:hanging="115"/>
-        <w:keepLines/>
-      </w:pPr>
-      <w:r>
-        <w:rPr>
-          <w:rFonts w:ascii="Arimo" w:hAnsi="Arimo" w:eastAsia="Arimo"/>
-          <w:b w:val="0"/>
-          <w:color w:val="2C2C2C"/>
-          <w:sz w:val="16"/>
-        </w:rPr>
-        <w:t>• Assisted with database migrations, release verification, production support, and log analysis, gaining practical experience with safe deployment and customer-impact assessment.</w:t>
-      </w:r>
-    </w:p>
-    <w:p>
-      <w:pPr>
-        <w:spacing w:after="14" w:line="230" w:lineRule="auto"/>
-        <w:ind w:left="115" w:hanging="115"/>
-        <w:keepLines/>
-      </w:pPr>
-      <w:r>
-        <w:rPr>
-          <w:rFonts w:ascii="Arimo" w:hAnsi="Arimo" w:eastAsia="Arimo"/>
-          <w:b w:val="0"/>
-          <w:color w:val="2C2C2C"/>
-          <w:sz w:val="16"/>
-        </w:rPr>
-        <w:t>• Participated in code reviews and Agile planning while documenting implementation decisions, known limitations, and support procedures for features delivered to internal and external users.</w:t>
-      </w:r>
-    </w:p>
-    <w:p>
-      <w:pPr>
-        <w:spacing w:before="100" w:after="40"/>
-        <w:pBdr>
-          <w:bottom w:val="single" w:sz="6" w:space="4" w:color="666666"/>
-        </w:pBdr>
-        <w:keepLines/>
-        <w:keepNext/>
-      </w:pPr>
-      <w:r>
-        <w:rPr>
-          <w:rFonts w:ascii="Arimo" w:hAnsi="Arimo" w:eastAsia="Arimo"/>
-          <w:b/>
-          <w:color w:val="282828"/>
-          <w:sz w:val="25"/>
-        </w:rPr>
-        <w:t>SELECTED PROJECTS</w:t>
-      </w:r>
-    </w:p>
-    <w:p>
-      <w:pPr>
-        <w:spacing w:before="40" w:after="0"/>
-        <w:keepLines/>
-        <w:keepNext/>
-      </w:pPr>
-      <w:r>
-        <w:rPr>
-          <w:rFonts w:ascii="Arimo" w:hAnsi="Arimo" w:eastAsia="Arimo"/>
-          <w:b/>
-          <w:color w:val="282828"/>
-          <w:sz w:val="18"/>
-        </w:rPr>
-        <w:t>Offline-First Customer Application - Flutter and Dart</w:t>
-      </w:r>
-    </w:p>
-    <w:p>
-      <w:pPr>
-        <w:spacing w:after="40" w:line="245" w:lineRule="auto"/>
-      </w:pPr>
-      <w:r>
-        <w:rPr>
-          <w:rFonts w:ascii="Arimo" w:hAnsi="Arimo" w:eastAsia="Arimo"/>
-          <w:b w:val="0"/>
-          <w:color w:val="2C2C2C"/>
-          <w:sz w:val="16"/>
-        </w:rPr>
-        <w:t xml:space="preserve">Built a production mobile application with </w:t>
-      </w:r>
-      <w:r>
-        <w:rPr>
-          <w:rFonts w:ascii="Arimo" w:hAnsi="Arimo" w:eastAsia="Arimo"/>
-          <w:b/>
-          <w:color w:val="2C2C2C"/>
-          <w:sz w:val="16"/>
-        </w:rPr>
-        <w:t>Flutter 3.10-3.24 and Dart 3</w:t>
-      </w:r>
-      <w:r>
-        <w:rPr>
-          <w:rFonts w:ascii="Arimo" w:hAnsi="Arimo" w:eastAsia="Arimo"/>
-          <w:b w:val="0"/>
-          <w:color w:val="2C2C2C"/>
-          <w:sz w:val="16"/>
-        </w:rPr>
-        <w:t>, secure authentication, encrypted local storage, offline queues, conflict handling, push notifications, deep links, analytics, crash reporting, and staged releases across supported devices.</w:t>
-      </w:r>
-    </w:p>
-    <w:p>
-      <w:pPr>
-        <w:spacing w:before="40" w:after="0"/>
-        <w:keepLines/>
-        <w:keepNext/>
-      </w:pPr>
-      <w:r>
-        <w:rPr>
-          <w:rFonts w:ascii="Arimo" w:hAnsi="Arimo" w:eastAsia="Arimo"/>
-          <w:b/>
-          <w:color w:val="282828"/>
-          <w:sz w:val="18"/>
-        </w:rPr>
-        <w:t>Mobile Release and Reliability Platform</w:t>
-      </w:r>
-    </w:p>
-    <w:p>
-      <w:pPr>
-        <w:spacing w:after="40" w:line="245" w:lineRule="auto"/>
-      </w:pPr>
-      <w:r>
-        <w:rPr>
-          <w:rFonts w:ascii="Arimo" w:hAnsi="Arimo" w:eastAsia="Arimo"/>
-          <w:b w:val="0"/>
-          <w:color w:val="2C2C2C"/>
-          <w:sz w:val="16"/>
-        </w:rPr>
-        <w:t>Implemented CI/CD, automated device testing, signing, environment configuration, feature flags, remote diagnostics, and rollout monitoring; reduced startup failures and synchronization defects by profiling cold starts, controlling background work, and validating API compatibility before store submission.</w:t>
-      </w:r>
-    </w:p>
-    <w:p>
-      <w:pPr>
-        <w:spacing w:before="100" w:after="40"/>
-        <w:pBdr>
-          <w:bottom w:val="single" w:sz="6" w:space="4" w:color="666666"/>
-        </w:pBdr>
-        <w:keepLines/>
-        <w:keepNext/>
-      </w:pPr>
-      <w:r>
-        <w:rPr>
-          <w:rFonts w:ascii="Arimo" w:hAnsi="Arimo" w:eastAsia="Arimo"/>
-          <w:b/>
-          <w:color w:val="282828"/>
-          <w:sz w:val="25"/>
-        </w:rPr>
-        <w:t>CERTIFICATIONS &amp; PROFESSIONAL DEVELOPMENT</w:t>
-      </w:r>
-    </w:p>
-    <w:p>
-      <w:pPr>
-        <w:spacing w:after="20"/>
-      </w:pPr>
-      <w:r>
-        <w:rPr>
-          <w:rFonts w:ascii="Arimo" w:hAnsi="Arimo" w:eastAsia="Arimo"/>
-          <w:b/>
-          <w:color w:val="2C2C2C"/>
-          <w:sz w:val="16"/>
-        </w:rPr>
-        <w:t>Verified certification details were not provided; add only credentials personally earned before submission.</w:t>
-      </w:r>
-      <w:r>
-        <w:rPr>
-          <w:rFonts w:ascii="Arimo" w:hAnsi="Arimo" w:eastAsia="Arimo"/>
-          <w:b w:val="0"/>
-          <w:color w:val="2C2C2C"/>
-          <w:sz w:val="16"/>
-        </w:rPr>
-        <w:t xml:space="preserve"> Role-aligned professional development covers </w:t>
-      </w:r>
-      <w:r>
-        <w:rPr>
-          <w:rFonts w:ascii="Arimo" w:hAnsi="Arimo" w:eastAsia="Arimo"/>
-          <w:b/>
-          <w:color w:val="2C2C2C"/>
-          <w:sz w:val="16"/>
-        </w:rPr>
-        <w:t>AWS and Azure solution architecture, Kubernetes application development, secure software lifecycle, and role-specific framework training</w:t>
-      </w:r>
-      <w:r>
-        <w:rPr>
-          <w:rFonts w:ascii="Arimo" w:hAnsi="Arimo" w:eastAsia="Arimo"/>
-          <w:b w:val="0"/>
-          <w:color w:val="2C2C2C"/>
-          <w:sz w:val="16"/>
-        </w:rPr>
-        <w:t>, supported by practical architecture, delivery, production support, and security-focused engineering work.</w:t>
-      </w:r>
-    </w:p>
-    <w:p>
-      <w:pPr>
-        <w:spacing w:before="100" w:after="40"/>
-        <w:pBdr>
-          <w:bottom w:val="single" w:sz="6" w:space="4" w:color="666666"/>
-        </w:pBdr>
-        <w:keepLines/>
-        <w:keepNext/>
-      </w:pPr>
-      <w:r>
-        <w:rPr>
-          <w:rFonts w:ascii="Arimo" w:hAnsi="Arimo" w:eastAsia="Arimo"/>
-          <w:b/>
-          <w:color w:val="282828"/>
-          <w:sz w:val="25"/>
+          <w:color w:val="2B2B2B"/>
+          <w:sz w:val="23"/>
+          <w:spacing w:val="18"/>
         </w:rPr>
         <w:t>EDUCATION</w:t>
       </w:r>
     </w:p>
     <w:p>
       <w:pPr>
-        <w:spacing w:after="0"/>
+        <w:keepNext/>
+        <w:spacing w:after="20"/>
       </w:pPr>
       <w:r>
         <w:rPr>
-          <w:rFonts w:ascii="Arimo" w:hAnsi="Arimo" w:eastAsia="Arimo"/>
-          <w:b/>
-          <w:color w:val="2C2C2C"/>
-          <w:sz w:val="16"/>
+          <w:rFonts w:ascii="Liberation Sans" w:hAnsi="Liberation Sans" w:eastAsia="Liberation Sans" w:cs="Liberation Sans"/>
+          <w:b w:val="0"/>
+          <w:color w:val="676767"/>
+          <w:sz w:val="18"/>
         </w:rPr>
-        <w:t>University of Tennessee, Knoxville</w:t>
+        <w:t>University of Tennessee, Knoxville | Sep 2011 - May 2013</w:t>
       </w:r>
+    </w:p>
+    <w:p>
+      <w:pPr>
+        <w:spacing w:after="40"/>
+      </w:pPr>
       <w:r>
         <w:rPr>
-          <w:rFonts w:ascii="Arimo" w:hAnsi="Arimo" w:eastAsia="Arimo"/>
-          <w:b w:val="0"/>
-          <w:color w:val="2C2C2C"/>
-          <w:sz w:val="16"/>
+          <w:rFonts w:ascii="Liberation Sans" w:hAnsi="Liberation Sans" w:eastAsia="Liberation Sans" w:cs="Liberation Sans"/>
+          <w:b/>
+          <w:color w:val="2B2B2B"/>
+          <w:sz w:val="19"/>
         </w:rPr>
-        <w:t xml:space="preserve"> | Bachelor of Science, Computer Science | September 2011 - May 2013</w:t>
+        <w:t>Bachelor of Science, Computer Science</w:t>
       </w:r>
     </w:p>
     <w:sectPr>
       <w:footerReference w:type="default" r:id="rId9"/>
       <w:pgSz w:w="12240" w:h="15840"/>
-      <w:pgMar w:top="691" w:right="1037" w:bottom="605" w:left="1037" w:header="288" w:footer="173" w:gutter="0"/>
+      <w:pgMar w:top="691" w:right="864" w:bottom="806" w:left="864" w:header="288" w:footer="144" w:gutter="0"/>
       <w:cols w:space="720"/>
       <w:docGrid w:linePitch="360"/>
     </w:sectPr>
@@ -1732,25 +1935,37 @@
   <w:p>
     <w:pPr>
       <w:pStyle w:val="Footer"/>
-    </w:pPr>
+      <w:spacing w:after="0"/>
+    </w:pPr>
+    <w:r/>
   </w:p>
   <w:tbl>
     <w:tblPr>
       <w:tblW w:type="auto" w:w="0"/>
       <w:jc w:val="center"/>
       <w:tblLook w:firstColumn="1" w:firstRow="1" w:lastColumn="0" w:lastRow="0" w:noHBand="0" w:noVBand="1" w:val="04A0"/>
+      <w:tblLayout w:type="fixed"/>
     </w:tblPr>
     <w:tblGrid>
-      <w:gridCol w:w="10080"/>
+      <w:gridCol w:w="10224"/>
     </w:tblGrid>
     <w:tr>
+      <w:trPr>
+        <w:trHeight w:val="210" w:hRule="exact"/>
+      </w:trPr>
       <w:tc>
         <w:tcPr>
-          <w:tcW w:type="dxa" w:w="10080"/>
-          <w:shd w:fill="777777"/>
+          <w:tcW w:type="dxa" w:w="10224"/>
+          <w:shd w:fill="6B6969"/>
+          <w:vAlign w:val="center"/>
         </w:tcPr>
         <w:p>
-          <w:r/>
+          <w:pPr>
+            <w:spacing w:after="0"/>
+          </w:pPr>
+          <w:r>
+            <w:t xml:space="preserve"> </w:t>
+          </w:r>
         </w:p>
       </w:tc>
     </w:tr>
@@ -2122,10 +2337,10 @@
     <w:qFormat/>
     <w:rsid w:val="00FC693F"/>
     <w:pPr>
-      <w:spacing w:after="0"/>
+      <w:spacing w:after="0" w:line="245" w:lineRule="auto"/>
     </w:pPr>
     <w:rPr>
-      <w:rFonts w:ascii="Arimo" w:hAnsi="Arimo" w:eastAsia="Arimo"/>
+      <w:rFonts w:ascii="Liberation Sans" w:hAnsi="Liberation Sans"/>
       <w:sz w:val="17"/>
     </w:rPr>
   </w:style>
